--- a/fuentes/135303_CF04_CFA.docx
+++ b/fuentes/135303_CF04_CFA.docx
@@ -1,6 +1,6 @@
 
 <file path=word/document.xml><?xml version="1.0" encoding="utf-8"?>
-<w:document xmlns:wpc="http://schemas.microsoft.com/office/word/2010/wordprocessingCanvas" xmlns:cx="http://schemas.microsoft.com/office/drawing/2014/chartex" xmlns:cx1="http://schemas.microsoft.com/office/drawing/2015/9/8/chartex" xmlns:cx2="http://schemas.microsoft.com/office/drawing/2015/10/21/chartex" xmlns:cx3="http://schemas.microsoft.com/office/drawing/2016/5/9/chartex" xmlns:cx4="http://schemas.microsoft.com/office/drawing/2016/5/10/chartex" xmlns:cx5="http://schemas.microsoft.com/office/drawing/2016/5/11/chartex" xmlns:cx6="http://schemas.microsoft.com/office/drawing/2016/5/12/chartex" xmlns:cx7="http://schemas.microsoft.com/office/drawing/2016/5/13/chartex" xmlns:cx8="http://schemas.microsoft.com/office/drawing/2016/5/14/chartex" xmlns:mc="http://schemas.openxmlformats.org/markup-compatibility/2006" xmlns:aink="http://schemas.microsoft.com/office/drawing/2016/ink" xmlns:am3d="http://schemas.microsoft.com/office/drawing/2017/model3d" xmlns:o="urn:schemas-microsoft-com:office:office" xmlns:r="http://schemas.openxmlformats.org/officeDocument/2006/relationships" xmlns:m="http://schemas.openxmlformats.org/officeDocument/2006/math" xmlns:v="urn:schemas-microsoft-com:vml" xmlns:wp14="http://schemas.microsoft.com/office/word/2010/wordprocessingDrawing" xmlns:wp="http://schemas.openxmlformats.org/drawingml/2006/wordprocessingDrawing" xmlns:w10="urn:schemas-microsoft-com:office:word" xmlns:w="http://schemas.openxmlformats.org/wordprocessingml/2006/main" xmlns:w14="http://schemas.microsoft.com/office/word/2010/wordml" xmlns:w15="http://schemas.microsoft.com/office/word/2012/wordml" xmlns:w16cex="http://schemas.microsoft.com/office/word/2018/wordml/cex" xmlns:w16cid="http://schemas.microsoft.com/office/word/2016/wordml/cid" xmlns:w16="http://schemas.microsoft.com/office/word/2018/wordml" xmlns:w16sdtdh="http://schemas.microsoft.com/office/word/2020/wordml/sdtdatahash" xmlns:w16se="http://schemas.microsoft.com/office/word/2015/wordml/symex" xmlns:wpg="http://schemas.microsoft.com/office/word/2010/wordprocessingGroup" xmlns:wpi="http://schemas.microsoft.com/office/word/2010/wordprocessingInk" xmlns:wne="http://schemas.microsoft.com/office/word/2006/wordml" xmlns:wps="http://schemas.microsoft.com/office/word/2010/wordprocessingShape" mc:Ignorable="w14 w15 w16se w16cid w16 w16cex w16sdtdh wp14">
+<w:document xmlns:wpc="http://schemas.microsoft.com/office/word/2010/wordprocessingCanvas" xmlns:cx="http://schemas.microsoft.com/office/drawing/2014/chartex" xmlns:cx1="http://schemas.microsoft.com/office/drawing/2015/9/8/chartex" xmlns:cx2="http://schemas.microsoft.com/office/drawing/2015/10/21/chartex" xmlns:cx3="http://schemas.microsoft.com/office/drawing/2016/5/9/chartex" xmlns:cx4="http://schemas.microsoft.com/office/drawing/2016/5/10/chartex" xmlns:cx5="http://schemas.microsoft.com/office/drawing/2016/5/11/chartex" xmlns:cx6="http://schemas.microsoft.com/office/drawing/2016/5/12/chartex" xmlns:cx7="http://schemas.microsoft.com/office/drawing/2016/5/13/chartex" xmlns:cx8="http://schemas.microsoft.com/office/drawing/2016/5/14/chartex" xmlns:mc="http://schemas.openxmlformats.org/markup-compatibility/2006" xmlns:m="http://schemas.openxmlformats.org/officeDocument/2006/math" xmlns:aink="http://schemas.microsoft.com/office/drawing/2016/ink" xmlns:am3d="http://schemas.microsoft.com/office/drawing/2017/model3d" xmlns:oel="http://schemas.microsoft.com/office/2019/extlst" xmlns:r="http://schemas.openxmlformats.org/officeDocument/2006/relationships" xmlns:wp14="http://schemas.microsoft.com/office/word/2010/wordprocessingDrawing" xmlns:wp="http://schemas.openxmlformats.org/drawingml/2006/wordprocessingDrawing" xmlns:wpg="http://schemas.microsoft.com/office/word/2010/wordprocessingGroup" xmlns:wpi="http://schemas.microsoft.com/office/word/2010/wordprocessingInk" xmlns:wps="http://schemas.microsoft.com/office/word/2010/wordprocessingShape" xmlns:o="urn:schemas-microsoft-com:office:office" xmlns:v="urn:schemas-microsoft-com:vml" xmlns:w10="urn:schemas-microsoft-com:office:word" xmlns:w="http://schemas.openxmlformats.org/wordprocessingml/2006/main" xmlns:w14="http://schemas.microsoft.com/office/word/2010/wordml" xmlns:w15="http://schemas.microsoft.com/office/word/2012/wordml" xmlns:w16cex="http://schemas.microsoft.com/office/word/2018/wordml/cex" xmlns:w16cid="http://schemas.microsoft.com/office/word/2016/wordml/cid" xmlns:w16="http://schemas.microsoft.com/office/word/2018/wordml" xmlns:w16sdtdh="http://schemas.microsoft.com/office/word/2020/wordml/sdtdatahash" xmlns:w16sdtfl="http://schemas.microsoft.com/office/word/2024/wordml/sdtformatlock" xmlns:w16se="http://schemas.microsoft.com/office/word/2015/wordml/symex" xmlns:w16du="http://schemas.microsoft.com/office/word/2023/wordml/word16du" xmlns:wne="http://schemas.microsoft.com/office/word/2006/wordml" mc:Ignorable="w14 w15 w16se w16cid w16 w16cex w16sdtdh w16sdtfl w16du wp14">
   <w:body>
     <w:p>
       <w:pPr>
@@ -1323,21 +1323,7 @@
                 <w:rStyle w:val="Hipervnculo"/>
                 <w:noProof/>
               </w:rPr>
-              <w:t>Indicadores d</w:t>
-            </w:r>
-            <w:r>
-              <w:rPr>
-                <w:rStyle w:val="Hipervnculo"/>
-                <w:noProof/>
-              </w:rPr>
-              <w:t>e</w:t>
-            </w:r>
-            <w:r>
-              <w:rPr>
-                <w:rStyle w:val="Hipervnculo"/>
-                <w:noProof/>
-              </w:rPr>
-              <w:t xml:space="preserve"> gestión</w:t>
+              <w:t>Indicadores de gestión</w:t>
             </w:r>
             <w:r>
               <w:rPr>
@@ -4929,7 +4915,7 @@
           <w:noProof/>
         </w:rPr>
         <w:drawing>
-          <wp:inline distT="0" distB="0" distL="0" distR="0" wp14:anchorId="623EEC47" wp14:editId="3BB18C2E">
+          <wp:inline distT="0" distB="0" distL="0" distR="0" wp14:anchorId="623EEC47" wp14:editId="0D55BCC0">
             <wp:extent cx="4680000" cy="2631600"/>
             <wp:effectExtent l="0" t="0" r="6350" b="0"/>
             <wp:docPr id="5" name="Imagen 5">
@@ -5372,21 +5358,12 @@
           <w:rStyle w:val="Extranjerismo"/>
         </w:rPr>
       </w:pPr>
-      <w:proofErr w:type="spellStart"/>
       <w:r>
         <w:rPr>
           <w:rStyle w:val="Extranjerismo"/>
           <w:lang w:val="es-419" w:eastAsia="es-CO"/>
         </w:rPr>
-        <w:t>Call</w:t>
-      </w:r>
-      <w:proofErr w:type="spellEnd"/>
-      <w:r>
-        <w:rPr>
-          <w:rStyle w:val="Extranjerismo"/>
-          <w:lang w:val="es-419" w:eastAsia="es-CO"/>
-        </w:rPr>
-        <w:t xml:space="preserve"> center.</w:t>
+        <w:t>Call center.</w:t>
       </w:r>
     </w:p>
     <w:p>
@@ -9774,23 +9751,7 @@
           <w:rStyle w:val="Extranjerismo"/>
           <w:lang w:val="es-419" w:eastAsia="es-CO"/>
         </w:rPr>
-        <w:t xml:space="preserve">Net </w:t>
-      </w:r>
-      <w:proofErr w:type="spellStart"/>
-      <w:r>
-        <w:rPr>
-          <w:rStyle w:val="Extranjerismo"/>
-          <w:lang w:val="es-419" w:eastAsia="es-CO"/>
-        </w:rPr>
-        <w:t>Promoter</w:t>
-      </w:r>
-      <w:proofErr w:type="spellEnd"/>
-      <w:r>
-        <w:rPr>
-          <w:rStyle w:val="Extranjerismo"/>
-          <w:lang w:val="es-419" w:eastAsia="es-CO"/>
-        </w:rPr>
-        <w:t xml:space="preserve"> Score</w:t>
+        <w:t>Net Promoter Score</w:t>
       </w:r>
       <w:r>
         <w:rPr>
@@ -10027,13 +9988,8 @@
             <w:pPr>
               <w:pStyle w:val="TextoTablas"/>
             </w:pPr>
-            <w:proofErr w:type="gramStart"/>
-            <w:r>
-              <w:t>Total</w:t>
-            </w:r>
-            <w:proofErr w:type="gramEnd"/>
-            <w:r>
-              <w:t xml:space="preserve"> de pedidos despachados.</w:t>
+            <w:r>
+              <w:t>Total de pedidos despachados.</w:t>
             </w:r>
           </w:p>
         </w:tc>
@@ -10094,13 +10050,8 @@
             <w:pPr>
               <w:pStyle w:val="TextoTablas"/>
             </w:pPr>
-            <w:proofErr w:type="gramStart"/>
-            <w:r>
-              <w:t>Total</w:t>
-            </w:r>
-            <w:proofErr w:type="gramEnd"/>
-            <w:r>
-              <w:t xml:space="preserve"> de facturas emitidas.</w:t>
+            <w:r>
+              <w:t>Total de facturas emitidas.</w:t>
             </w:r>
           </w:p>
         </w:tc>
@@ -10156,26 +10107,16 @@
             <w:pPr>
               <w:pStyle w:val="TextoTablas"/>
             </w:pPr>
-            <w:proofErr w:type="gramStart"/>
-            <w:r>
-              <w:t>Total</w:t>
-            </w:r>
-            <w:proofErr w:type="gramEnd"/>
-            <w:r>
-              <w:t xml:space="preserve"> notas crédito.</w:t>
+            <w:r>
+              <w:t>Total notas crédito.</w:t>
             </w:r>
           </w:p>
           <w:p>
             <w:pPr>
               <w:pStyle w:val="TextoTablas"/>
             </w:pPr>
-            <w:proofErr w:type="gramStart"/>
-            <w:r>
-              <w:t>Total</w:t>
-            </w:r>
-            <w:proofErr w:type="gramEnd"/>
-            <w:r>
-              <w:t xml:space="preserve"> de facturas generadas.</w:t>
+            <w:r>
+              <w:t>Total de facturas generadas.</w:t>
             </w:r>
           </w:p>
         </w:tc>
@@ -10228,26 +10169,16 @@
             <w:pPr>
               <w:pStyle w:val="TextoTablas"/>
             </w:pPr>
-            <w:proofErr w:type="gramStart"/>
-            <w:r>
-              <w:t>Total</w:t>
-            </w:r>
-            <w:proofErr w:type="gramEnd"/>
-            <w:r>
-              <w:t xml:space="preserve"> pedidos pendientes por facturar.</w:t>
+            <w:r>
+              <w:t>Total pedidos pendientes por facturar.</w:t>
             </w:r>
           </w:p>
           <w:p>
             <w:pPr>
               <w:pStyle w:val="TextoTablas"/>
             </w:pPr>
-            <w:proofErr w:type="gramStart"/>
-            <w:r>
-              <w:t>Total</w:t>
-            </w:r>
-            <w:proofErr w:type="gramEnd"/>
-            <w:r>
-              <w:t xml:space="preserve"> pedidos facturados.</w:t>
+            <w:r>
+              <w:t>Total pedidos facturados.</w:t>
             </w:r>
           </w:p>
         </w:tc>
@@ -13787,7 +13718,7 @@
                 <w:sz w:val="28"/>
                 <w:szCs w:val="28"/>
               </w:rPr>
-              <w:t>Laura Daniela Burgos Rueda</w:t>
+              <w:t>Luis Gabriel Urueta Álvarez</w:t>
             </w:r>
           </w:p>
         </w:tc>
@@ -13810,23 +13741,7 @@
                 <w:sz w:val="28"/>
                 <w:szCs w:val="28"/>
               </w:rPr>
-              <w:t>Evaluador</w:t>
-            </w:r>
-            <w:r>
-              <w:rPr>
-                <w:rFonts w:asciiTheme="minorHAnsi" w:hAnsiTheme="minorHAnsi" w:cstheme="minorHAnsi"/>
-                <w:sz w:val="28"/>
-                <w:szCs w:val="28"/>
-              </w:rPr>
-              <w:t>a</w:t>
-            </w:r>
-            <w:r>
-              <w:rPr>
-                <w:rFonts w:asciiTheme="minorHAnsi" w:hAnsiTheme="minorHAnsi" w:cstheme="minorHAnsi"/>
-                <w:sz w:val="28"/>
-                <w:szCs w:val="28"/>
-              </w:rPr>
-              <w:t xml:space="preserve"> de contenidos inclusivos y accesibles</w:t>
+              <w:t>Validador y vinculador de recursos digitales</w:t>
             </w:r>
           </w:p>
         </w:tc>
@@ -13877,94 +13792,7 @@
                 <w:sz w:val="28"/>
                 <w:szCs w:val="28"/>
               </w:rPr>
-              <w:t>Jonathan Adi</w:t>
-            </w:r>
-            <w:r>
-              <w:rPr>
-                <w:rFonts w:asciiTheme="minorHAnsi" w:hAnsiTheme="minorHAnsi" w:cstheme="minorHAnsi"/>
-                <w:sz w:val="28"/>
-                <w:szCs w:val="28"/>
-              </w:rPr>
-              <w:t>é</w:t>
-            </w:r>
-            <w:r>
-              <w:rPr>
-                <w:rFonts w:asciiTheme="minorHAnsi" w:hAnsiTheme="minorHAnsi" w:cstheme="minorHAnsi"/>
-                <w:sz w:val="28"/>
-                <w:szCs w:val="28"/>
-              </w:rPr>
-              <w:t xml:space="preserve"> Villafañe</w:t>
-            </w:r>
-          </w:p>
-        </w:tc>
-        <w:tc>
-          <w:tcPr>
-            <w:tcW w:w="3261" w:type="dxa"/>
-          </w:tcPr>
-          <w:p>
-            <w:pPr>
-              <w:pStyle w:val="TextoTablas"/>
-              <w:rPr>
-                <w:rFonts w:asciiTheme="minorHAnsi" w:hAnsiTheme="minorHAnsi" w:cstheme="minorHAnsi"/>
-                <w:sz w:val="28"/>
-                <w:szCs w:val="28"/>
-              </w:rPr>
-            </w:pPr>
-            <w:r>
-              <w:rPr>
-                <w:rFonts w:asciiTheme="minorHAnsi" w:hAnsiTheme="minorHAnsi" w:cstheme="minorHAnsi"/>
-                <w:sz w:val="28"/>
-                <w:szCs w:val="28"/>
-              </w:rPr>
-              <w:t>Validador y vinculador de recursos digitales</w:t>
-            </w:r>
-          </w:p>
-        </w:tc>
-        <w:tc>
-          <w:tcPr>
-            <w:tcW w:w="3969" w:type="dxa"/>
-          </w:tcPr>
-          <w:p>
-            <w:pPr>
-              <w:pStyle w:val="TextoTablas"/>
-              <w:rPr>
-                <w:rFonts w:asciiTheme="minorHAnsi" w:hAnsiTheme="minorHAnsi" w:cstheme="minorHAnsi"/>
-                <w:sz w:val="28"/>
-                <w:szCs w:val="28"/>
-              </w:rPr>
-            </w:pPr>
-            <w:r>
-              <w:rPr>
-                <w:rFonts w:asciiTheme="minorHAnsi" w:hAnsiTheme="minorHAnsi" w:cstheme="minorHAnsi"/>
-                <w:sz w:val="28"/>
-                <w:szCs w:val="28"/>
-              </w:rPr>
-              <w:t>Centro de Comercio y Servicios - Regional Atlántico</w:t>
-            </w:r>
-          </w:p>
-        </w:tc>
-      </w:tr>
-      <w:tr>
-        <w:tc>
-          <w:tcPr>
-            <w:tcW w:w="2830" w:type="dxa"/>
-          </w:tcPr>
-          <w:p>
-            <w:pPr>
-              <w:pStyle w:val="TextoTablas"/>
-              <w:rPr>
-                <w:rFonts w:asciiTheme="minorHAnsi" w:hAnsiTheme="minorHAnsi" w:cstheme="minorHAnsi"/>
-                <w:sz w:val="28"/>
-                <w:szCs w:val="28"/>
-              </w:rPr>
-            </w:pPr>
-            <w:r>
-              <w:rPr>
-                <w:rFonts w:asciiTheme="minorHAnsi" w:hAnsiTheme="minorHAnsi" w:cstheme="minorHAnsi"/>
-                <w:sz w:val="28"/>
-                <w:szCs w:val="28"/>
-              </w:rPr>
-              <w:t>Karine Isabel Ospino Fritz</w:t>
+              <w:t>Laura Daniela Burgos Rueda</w:t>
             </w:r>
           </w:p>
         </w:tc>
@@ -14073,7 +13901,7 @@
 </file>
 
 <file path=word/endnotes.xml><?xml version="1.0" encoding="utf-8"?>
-<w:endnotes xmlns:wpc="http://schemas.microsoft.com/office/word/2010/wordprocessingCanvas" xmlns:cx="http://schemas.microsoft.com/office/drawing/2014/chartex" xmlns:cx1="http://schemas.microsoft.com/office/drawing/2015/9/8/chartex" xmlns:cx2="http://schemas.microsoft.com/office/drawing/2015/10/21/chartex" xmlns:cx3="http://schemas.microsoft.com/office/drawing/2016/5/9/chartex" xmlns:cx4="http://schemas.microsoft.com/office/drawing/2016/5/10/chartex" xmlns:cx5="http://schemas.microsoft.com/office/drawing/2016/5/11/chartex" xmlns:cx6="http://schemas.microsoft.com/office/drawing/2016/5/12/chartex" xmlns:cx7="http://schemas.microsoft.com/office/drawing/2016/5/13/chartex" xmlns:cx8="http://schemas.microsoft.com/office/drawing/2016/5/14/chartex" xmlns:mc="http://schemas.openxmlformats.org/markup-compatibility/2006" xmlns:aink="http://schemas.microsoft.com/office/drawing/2016/ink" xmlns:am3d="http://schemas.microsoft.com/office/drawing/2017/model3d" xmlns:o="urn:schemas-microsoft-com:office:office" xmlns:r="http://schemas.openxmlformats.org/officeDocument/2006/relationships" xmlns:m="http://schemas.openxmlformats.org/officeDocument/2006/math" xmlns:v="urn:schemas-microsoft-com:vml" xmlns:wp14="http://schemas.microsoft.com/office/word/2010/wordprocessingDrawing" xmlns:wp="http://schemas.openxmlformats.org/drawingml/2006/wordprocessingDrawing" xmlns:w10="urn:schemas-microsoft-com:office:word" xmlns:w="http://schemas.openxmlformats.org/wordprocessingml/2006/main" xmlns:w14="http://schemas.microsoft.com/office/word/2010/wordml" xmlns:w15="http://schemas.microsoft.com/office/word/2012/wordml" xmlns:w16cex="http://schemas.microsoft.com/office/word/2018/wordml/cex" xmlns:w16cid="http://schemas.microsoft.com/office/word/2016/wordml/cid" xmlns:w16="http://schemas.microsoft.com/office/word/2018/wordml" xmlns:w16sdtdh="http://schemas.microsoft.com/office/word/2020/wordml/sdtdatahash" xmlns:w16se="http://schemas.microsoft.com/office/word/2015/wordml/symex" xmlns:wpg="http://schemas.microsoft.com/office/word/2010/wordprocessingGroup" xmlns:wpi="http://schemas.microsoft.com/office/word/2010/wordprocessingInk" xmlns:wne="http://schemas.microsoft.com/office/word/2006/wordml" xmlns:wps="http://schemas.microsoft.com/office/word/2010/wordprocessingShape" mc:Ignorable="w14 w15 w16se w16cid w16 w16cex w16sdtdh wp14">
+<w:endnotes xmlns:wpc="http://schemas.microsoft.com/office/word/2010/wordprocessingCanvas" xmlns:cx="http://schemas.microsoft.com/office/drawing/2014/chartex" xmlns:cx1="http://schemas.microsoft.com/office/drawing/2015/9/8/chartex" xmlns:cx2="http://schemas.microsoft.com/office/drawing/2015/10/21/chartex" xmlns:cx3="http://schemas.microsoft.com/office/drawing/2016/5/9/chartex" xmlns:cx4="http://schemas.microsoft.com/office/drawing/2016/5/10/chartex" xmlns:cx5="http://schemas.microsoft.com/office/drawing/2016/5/11/chartex" xmlns:cx6="http://schemas.microsoft.com/office/drawing/2016/5/12/chartex" xmlns:cx7="http://schemas.microsoft.com/office/drawing/2016/5/13/chartex" xmlns:cx8="http://schemas.microsoft.com/office/drawing/2016/5/14/chartex" xmlns:mc="http://schemas.openxmlformats.org/markup-compatibility/2006" xmlns:m="http://schemas.openxmlformats.org/officeDocument/2006/math" xmlns:aink="http://schemas.microsoft.com/office/drawing/2016/ink" xmlns:am3d="http://schemas.microsoft.com/office/drawing/2017/model3d" xmlns:oel="http://schemas.microsoft.com/office/2019/extlst" xmlns:r="http://schemas.openxmlformats.org/officeDocument/2006/relationships" xmlns:wp14="http://schemas.microsoft.com/office/word/2010/wordprocessingDrawing" xmlns:wp="http://schemas.openxmlformats.org/drawingml/2006/wordprocessingDrawing" xmlns:wpg="http://schemas.microsoft.com/office/word/2010/wordprocessingGroup" xmlns:wpi="http://schemas.microsoft.com/office/word/2010/wordprocessingInk" xmlns:wps="http://schemas.microsoft.com/office/word/2010/wordprocessingShape" xmlns:o="urn:schemas-microsoft-com:office:office" xmlns:v="urn:schemas-microsoft-com:vml" xmlns:w10="urn:schemas-microsoft-com:office:word" xmlns:w="http://schemas.openxmlformats.org/wordprocessingml/2006/main" xmlns:w14="http://schemas.microsoft.com/office/word/2010/wordml" xmlns:w15="http://schemas.microsoft.com/office/word/2012/wordml" xmlns:w16cex="http://schemas.microsoft.com/office/word/2018/wordml/cex" xmlns:w16cid="http://schemas.microsoft.com/office/word/2016/wordml/cid" xmlns:w16="http://schemas.microsoft.com/office/word/2018/wordml" xmlns:w16sdtdh="http://schemas.microsoft.com/office/word/2020/wordml/sdtdatahash" xmlns:w16sdtfl="http://schemas.microsoft.com/office/word/2024/wordml/sdtformatlock" xmlns:w16se="http://schemas.microsoft.com/office/word/2015/wordml/symex" xmlns:w16du="http://schemas.microsoft.com/office/word/2023/wordml/word16du" xmlns:wne="http://schemas.microsoft.com/office/word/2006/wordml" mc:Ignorable="w14 w15 w16se w16cid w16 w16cex w16sdtdh w16sdtfl w16du wp14">
   <w:endnote w:type="separator" w:id="-1">
     <w:p>
       <w:pPr>
@@ -14098,7 +13926,7 @@
 </file>
 
 <file path=word/footer1.xml><?xml version="1.0" encoding="utf-8"?>
-<w:ftr xmlns:wpc="http://schemas.microsoft.com/office/word/2010/wordprocessingCanvas" xmlns:cx="http://schemas.microsoft.com/office/drawing/2014/chartex" xmlns:cx1="http://schemas.microsoft.com/office/drawing/2015/9/8/chartex" xmlns:cx2="http://schemas.microsoft.com/office/drawing/2015/10/21/chartex" xmlns:cx3="http://schemas.microsoft.com/office/drawing/2016/5/9/chartex" xmlns:cx4="http://schemas.microsoft.com/office/drawing/2016/5/10/chartex" xmlns:cx5="http://schemas.microsoft.com/office/drawing/2016/5/11/chartex" xmlns:cx6="http://schemas.microsoft.com/office/drawing/2016/5/12/chartex" xmlns:cx7="http://schemas.microsoft.com/office/drawing/2016/5/13/chartex" xmlns:cx8="http://schemas.microsoft.com/office/drawing/2016/5/14/chartex" xmlns:mc="http://schemas.openxmlformats.org/markup-compatibility/2006" xmlns:aink="http://schemas.microsoft.com/office/drawing/2016/ink" xmlns:am3d="http://schemas.microsoft.com/office/drawing/2017/model3d" xmlns:o="urn:schemas-microsoft-com:office:office" xmlns:r="http://schemas.openxmlformats.org/officeDocument/2006/relationships" xmlns:m="http://schemas.openxmlformats.org/officeDocument/2006/math" xmlns:v="urn:schemas-microsoft-com:vml" xmlns:wp14="http://schemas.microsoft.com/office/word/2010/wordprocessingDrawing" xmlns:wp="http://schemas.openxmlformats.org/drawingml/2006/wordprocessingDrawing" xmlns:w10="urn:schemas-microsoft-com:office:word" xmlns:w="http://schemas.openxmlformats.org/wordprocessingml/2006/main" xmlns:w14="http://schemas.microsoft.com/office/word/2010/wordml" xmlns:w15="http://schemas.microsoft.com/office/word/2012/wordml" xmlns:w16cex="http://schemas.microsoft.com/office/word/2018/wordml/cex" xmlns:w16cid="http://schemas.microsoft.com/office/word/2016/wordml/cid" xmlns:w16="http://schemas.microsoft.com/office/word/2018/wordml" xmlns:w16sdtdh="http://schemas.microsoft.com/office/word/2020/wordml/sdtdatahash" xmlns:w16se="http://schemas.microsoft.com/office/word/2015/wordml/symex" xmlns:wpg="http://schemas.microsoft.com/office/word/2010/wordprocessingGroup" xmlns:wpi="http://schemas.microsoft.com/office/word/2010/wordprocessingInk" xmlns:wne="http://schemas.microsoft.com/office/word/2006/wordml" xmlns:wps="http://schemas.microsoft.com/office/word/2010/wordprocessingShape" mc:Ignorable="w14 w15 w16se w16cid w16 w16cex w16sdtdh wp14">
+<w:ftr xmlns:wpc="http://schemas.microsoft.com/office/word/2010/wordprocessingCanvas" xmlns:cx="http://schemas.microsoft.com/office/drawing/2014/chartex" xmlns:cx1="http://schemas.microsoft.com/office/drawing/2015/9/8/chartex" xmlns:cx2="http://schemas.microsoft.com/office/drawing/2015/10/21/chartex" xmlns:cx3="http://schemas.microsoft.com/office/drawing/2016/5/9/chartex" xmlns:cx4="http://schemas.microsoft.com/office/drawing/2016/5/10/chartex" xmlns:cx5="http://schemas.microsoft.com/office/drawing/2016/5/11/chartex" xmlns:cx6="http://schemas.microsoft.com/office/drawing/2016/5/12/chartex" xmlns:cx7="http://schemas.microsoft.com/office/drawing/2016/5/13/chartex" xmlns:cx8="http://schemas.microsoft.com/office/drawing/2016/5/14/chartex" xmlns:mc="http://schemas.openxmlformats.org/markup-compatibility/2006" xmlns:m="http://schemas.openxmlformats.org/officeDocument/2006/math" xmlns:aink="http://schemas.microsoft.com/office/drawing/2016/ink" xmlns:am3d="http://schemas.microsoft.com/office/drawing/2017/model3d" xmlns:oel="http://schemas.microsoft.com/office/2019/extlst" xmlns:r="http://schemas.openxmlformats.org/officeDocument/2006/relationships" xmlns:wp14="http://schemas.microsoft.com/office/word/2010/wordprocessingDrawing" xmlns:wp="http://schemas.openxmlformats.org/drawingml/2006/wordprocessingDrawing" xmlns:wpg="http://schemas.microsoft.com/office/word/2010/wordprocessingGroup" xmlns:wpi="http://schemas.microsoft.com/office/word/2010/wordprocessingInk" xmlns:wps="http://schemas.microsoft.com/office/word/2010/wordprocessingShape" xmlns:o="urn:schemas-microsoft-com:office:office" xmlns:v="urn:schemas-microsoft-com:vml" xmlns:w10="urn:schemas-microsoft-com:office:word" xmlns:w="http://schemas.openxmlformats.org/wordprocessingml/2006/main" xmlns:w14="http://schemas.microsoft.com/office/word/2010/wordml" xmlns:w15="http://schemas.microsoft.com/office/word/2012/wordml" xmlns:w16cex="http://schemas.microsoft.com/office/word/2018/wordml/cex" xmlns:w16cid="http://schemas.microsoft.com/office/word/2016/wordml/cid" xmlns:w16="http://schemas.microsoft.com/office/word/2018/wordml" xmlns:w16sdtdh="http://schemas.microsoft.com/office/word/2020/wordml/sdtdatahash" xmlns:w16sdtfl="http://schemas.microsoft.com/office/word/2024/wordml/sdtformatlock" xmlns:w16se="http://schemas.microsoft.com/office/word/2015/wordml/symex" xmlns:w16du="http://schemas.microsoft.com/office/word/2023/wordml/word16du" xmlns:wne="http://schemas.microsoft.com/office/word/2006/wordml" mc:Ignorable="w14 w15 w16se w16cid w16 w16cex w16sdtdh w16sdtfl w16du wp14">
   <w:sdt>
     <w:sdtPr>
       <w:id w:val="-701017035"/>
@@ -14107,7 +13935,6 @@
         <w:docPartUnique/>
       </w:docPartObj>
     </w:sdtPr>
-    <w:sdtEndPr/>
     <w:sdtContent>
       <w:p>
         <w:pPr>
@@ -14126,7 +13953,7 @@
 </file>
 
 <file path=word/footer2.xml><?xml version="1.0" encoding="utf-8"?>
-<w:ftr xmlns:wpc="http://schemas.microsoft.com/office/word/2010/wordprocessingCanvas" xmlns:cx="http://schemas.microsoft.com/office/drawing/2014/chartex" xmlns:cx1="http://schemas.microsoft.com/office/drawing/2015/9/8/chartex" xmlns:cx2="http://schemas.microsoft.com/office/drawing/2015/10/21/chartex" xmlns:cx3="http://schemas.microsoft.com/office/drawing/2016/5/9/chartex" xmlns:cx4="http://schemas.microsoft.com/office/drawing/2016/5/10/chartex" xmlns:cx5="http://schemas.microsoft.com/office/drawing/2016/5/11/chartex" xmlns:cx6="http://schemas.microsoft.com/office/drawing/2016/5/12/chartex" xmlns:cx7="http://schemas.microsoft.com/office/drawing/2016/5/13/chartex" xmlns:cx8="http://schemas.microsoft.com/office/drawing/2016/5/14/chartex" xmlns:mc="http://schemas.openxmlformats.org/markup-compatibility/2006" xmlns:aink="http://schemas.microsoft.com/office/drawing/2016/ink" xmlns:am3d="http://schemas.microsoft.com/office/drawing/2017/model3d" xmlns:o="urn:schemas-microsoft-com:office:office" xmlns:r="http://schemas.openxmlformats.org/officeDocument/2006/relationships" xmlns:m="http://schemas.openxmlformats.org/officeDocument/2006/math" xmlns:v="urn:schemas-microsoft-com:vml" xmlns:wp14="http://schemas.microsoft.com/office/word/2010/wordprocessingDrawing" xmlns:wp="http://schemas.openxmlformats.org/drawingml/2006/wordprocessingDrawing" xmlns:w10="urn:schemas-microsoft-com:office:word" xmlns:w="http://schemas.openxmlformats.org/wordprocessingml/2006/main" xmlns:w14="http://schemas.microsoft.com/office/word/2010/wordml" xmlns:w15="http://schemas.microsoft.com/office/word/2012/wordml" xmlns:w16cex="http://schemas.microsoft.com/office/word/2018/wordml/cex" xmlns:w16cid="http://schemas.microsoft.com/office/word/2016/wordml/cid" xmlns:w16="http://schemas.microsoft.com/office/word/2018/wordml" xmlns:w16sdtdh="http://schemas.microsoft.com/office/word/2020/wordml/sdtdatahash" xmlns:w16se="http://schemas.microsoft.com/office/word/2015/wordml/symex" xmlns:wpg="http://schemas.microsoft.com/office/word/2010/wordprocessingGroup" xmlns:wpi="http://schemas.microsoft.com/office/word/2010/wordprocessingInk" xmlns:wne="http://schemas.microsoft.com/office/word/2006/wordml" xmlns:wps="http://schemas.microsoft.com/office/word/2010/wordprocessingShape" mc:Ignorable="w14 w15 w16se w16cid w16 w16cex w16sdtdh wp14">
+<w:ftr xmlns:wpc="http://schemas.microsoft.com/office/word/2010/wordprocessingCanvas" xmlns:cx="http://schemas.microsoft.com/office/drawing/2014/chartex" xmlns:cx1="http://schemas.microsoft.com/office/drawing/2015/9/8/chartex" xmlns:cx2="http://schemas.microsoft.com/office/drawing/2015/10/21/chartex" xmlns:cx3="http://schemas.microsoft.com/office/drawing/2016/5/9/chartex" xmlns:cx4="http://schemas.microsoft.com/office/drawing/2016/5/10/chartex" xmlns:cx5="http://schemas.microsoft.com/office/drawing/2016/5/11/chartex" xmlns:cx6="http://schemas.microsoft.com/office/drawing/2016/5/12/chartex" xmlns:cx7="http://schemas.microsoft.com/office/drawing/2016/5/13/chartex" xmlns:cx8="http://schemas.microsoft.com/office/drawing/2016/5/14/chartex" xmlns:mc="http://schemas.openxmlformats.org/markup-compatibility/2006" xmlns:m="http://schemas.openxmlformats.org/officeDocument/2006/math" xmlns:aink="http://schemas.microsoft.com/office/drawing/2016/ink" xmlns:am3d="http://schemas.microsoft.com/office/drawing/2017/model3d" xmlns:oel="http://schemas.microsoft.com/office/2019/extlst" xmlns:r="http://schemas.openxmlformats.org/officeDocument/2006/relationships" xmlns:wp14="http://schemas.microsoft.com/office/word/2010/wordprocessingDrawing" xmlns:wp="http://schemas.openxmlformats.org/drawingml/2006/wordprocessingDrawing" xmlns:wpg="http://schemas.microsoft.com/office/word/2010/wordprocessingGroup" xmlns:wpi="http://schemas.microsoft.com/office/word/2010/wordprocessingInk" xmlns:wps="http://schemas.microsoft.com/office/word/2010/wordprocessingShape" xmlns:o="urn:schemas-microsoft-com:office:office" xmlns:v="urn:schemas-microsoft-com:vml" xmlns:w10="urn:schemas-microsoft-com:office:word" xmlns:w="http://schemas.openxmlformats.org/wordprocessingml/2006/main" xmlns:w14="http://schemas.microsoft.com/office/word/2010/wordml" xmlns:w15="http://schemas.microsoft.com/office/word/2012/wordml" xmlns:w16cex="http://schemas.microsoft.com/office/word/2018/wordml/cex" xmlns:w16cid="http://schemas.microsoft.com/office/word/2016/wordml/cid" xmlns:w16="http://schemas.microsoft.com/office/word/2018/wordml" xmlns:w16sdtdh="http://schemas.microsoft.com/office/word/2020/wordml/sdtdatahash" xmlns:w16sdtfl="http://schemas.microsoft.com/office/word/2024/wordml/sdtformatlock" xmlns:w16se="http://schemas.microsoft.com/office/word/2015/wordml/symex" xmlns:w16du="http://schemas.microsoft.com/office/word/2023/wordml/word16du" xmlns:wne="http://schemas.microsoft.com/office/word/2006/wordml" mc:Ignorable="w14 w15 w16se w16cid w16 w16cex w16sdtdh w16sdtfl w16du wp14">
   <w:sdt>
     <w:sdtPr>
       <w:id w:val="-1465197936"/>
@@ -14135,7 +13962,6 @@
         <w:docPartUnique/>
       </w:docPartObj>
     </w:sdtPr>
-    <w:sdtEndPr/>
     <w:sdtContent>
       <w:p>
         <w:pPr>
@@ -14279,7 +14105,7 @@
 </file>
 
 <file path=word/footnotes.xml><?xml version="1.0" encoding="utf-8"?>
-<w:footnotes xmlns:wpc="http://schemas.microsoft.com/office/word/2010/wordprocessingCanvas" xmlns:cx="http://schemas.microsoft.com/office/drawing/2014/chartex" xmlns:cx1="http://schemas.microsoft.com/office/drawing/2015/9/8/chartex" xmlns:cx2="http://schemas.microsoft.com/office/drawing/2015/10/21/chartex" xmlns:cx3="http://schemas.microsoft.com/office/drawing/2016/5/9/chartex" xmlns:cx4="http://schemas.microsoft.com/office/drawing/2016/5/10/chartex" xmlns:cx5="http://schemas.microsoft.com/office/drawing/2016/5/11/chartex" xmlns:cx6="http://schemas.microsoft.com/office/drawing/2016/5/12/chartex" xmlns:cx7="http://schemas.microsoft.com/office/drawing/2016/5/13/chartex" xmlns:cx8="http://schemas.microsoft.com/office/drawing/2016/5/14/chartex" xmlns:mc="http://schemas.openxmlformats.org/markup-compatibility/2006" xmlns:aink="http://schemas.microsoft.com/office/drawing/2016/ink" xmlns:am3d="http://schemas.microsoft.com/office/drawing/2017/model3d" xmlns:o="urn:schemas-microsoft-com:office:office" xmlns:r="http://schemas.openxmlformats.org/officeDocument/2006/relationships" xmlns:m="http://schemas.openxmlformats.org/officeDocument/2006/math" xmlns:v="urn:schemas-microsoft-com:vml" xmlns:wp14="http://schemas.microsoft.com/office/word/2010/wordprocessingDrawing" xmlns:wp="http://schemas.openxmlformats.org/drawingml/2006/wordprocessingDrawing" xmlns:w10="urn:schemas-microsoft-com:office:word" xmlns:w="http://schemas.openxmlformats.org/wordprocessingml/2006/main" xmlns:w14="http://schemas.microsoft.com/office/word/2010/wordml" xmlns:w15="http://schemas.microsoft.com/office/word/2012/wordml" xmlns:w16cex="http://schemas.microsoft.com/office/word/2018/wordml/cex" xmlns:w16cid="http://schemas.microsoft.com/office/word/2016/wordml/cid" xmlns:w16="http://schemas.microsoft.com/office/word/2018/wordml" xmlns:w16sdtdh="http://schemas.microsoft.com/office/word/2020/wordml/sdtdatahash" xmlns:w16se="http://schemas.microsoft.com/office/word/2015/wordml/symex" xmlns:wpg="http://schemas.microsoft.com/office/word/2010/wordprocessingGroup" xmlns:wpi="http://schemas.microsoft.com/office/word/2010/wordprocessingInk" xmlns:wne="http://schemas.microsoft.com/office/word/2006/wordml" xmlns:wps="http://schemas.microsoft.com/office/word/2010/wordprocessingShape" mc:Ignorable="w14 w15 w16se w16cid w16 w16cex w16sdtdh wp14">
+<w:footnotes xmlns:wpc="http://schemas.microsoft.com/office/word/2010/wordprocessingCanvas" xmlns:cx="http://schemas.microsoft.com/office/drawing/2014/chartex" xmlns:cx1="http://schemas.microsoft.com/office/drawing/2015/9/8/chartex" xmlns:cx2="http://schemas.microsoft.com/office/drawing/2015/10/21/chartex" xmlns:cx3="http://schemas.microsoft.com/office/drawing/2016/5/9/chartex" xmlns:cx4="http://schemas.microsoft.com/office/drawing/2016/5/10/chartex" xmlns:cx5="http://schemas.microsoft.com/office/drawing/2016/5/11/chartex" xmlns:cx6="http://schemas.microsoft.com/office/drawing/2016/5/12/chartex" xmlns:cx7="http://schemas.microsoft.com/office/drawing/2016/5/13/chartex" xmlns:cx8="http://schemas.microsoft.com/office/drawing/2016/5/14/chartex" xmlns:mc="http://schemas.openxmlformats.org/markup-compatibility/2006" xmlns:m="http://schemas.openxmlformats.org/officeDocument/2006/math" xmlns:aink="http://schemas.microsoft.com/office/drawing/2016/ink" xmlns:am3d="http://schemas.microsoft.com/office/drawing/2017/model3d" xmlns:oel="http://schemas.microsoft.com/office/2019/extlst" xmlns:r="http://schemas.openxmlformats.org/officeDocument/2006/relationships" xmlns:wp14="http://schemas.microsoft.com/office/word/2010/wordprocessingDrawing" xmlns:wp="http://schemas.openxmlformats.org/drawingml/2006/wordprocessingDrawing" xmlns:wpg="http://schemas.microsoft.com/office/word/2010/wordprocessingGroup" xmlns:wpi="http://schemas.microsoft.com/office/word/2010/wordprocessingInk" xmlns:wps="http://schemas.microsoft.com/office/word/2010/wordprocessingShape" xmlns:o="urn:schemas-microsoft-com:office:office" xmlns:v="urn:schemas-microsoft-com:vml" xmlns:w10="urn:schemas-microsoft-com:office:word" xmlns:w="http://schemas.openxmlformats.org/wordprocessingml/2006/main" xmlns:w14="http://schemas.microsoft.com/office/word/2010/wordml" xmlns:w15="http://schemas.microsoft.com/office/word/2012/wordml" xmlns:w16cex="http://schemas.microsoft.com/office/word/2018/wordml/cex" xmlns:w16cid="http://schemas.microsoft.com/office/word/2016/wordml/cid" xmlns:w16="http://schemas.microsoft.com/office/word/2018/wordml" xmlns:w16sdtdh="http://schemas.microsoft.com/office/word/2020/wordml/sdtdatahash" xmlns:w16sdtfl="http://schemas.microsoft.com/office/word/2024/wordml/sdtformatlock" xmlns:w16se="http://schemas.microsoft.com/office/word/2015/wordml/symex" xmlns:w16du="http://schemas.microsoft.com/office/word/2023/wordml/word16du" xmlns:wne="http://schemas.microsoft.com/office/word/2006/wordml" mc:Ignorable="w14 w15 w16se w16cid w16 w16cex w16sdtdh w16sdtfl w16du wp14">
   <w:footnote w:type="separator" w:id="-1">
     <w:p>
       <w:pPr>
@@ -14304,7 +14130,7 @@
 </file>
 
 <file path=word/header1.xml><?xml version="1.0" encoding="utf-8"?>
-<w:hdr xmlns:wpc="http://schemas.microsoft.com/office/word/2010/wordprocessingCanvas" xmlns:cx="http://schemas.microsoft.com/office/drawing/2014/chartex" xmlns:cx1="http://schemas.microsoft.com/office/drawing/2015/9/8/chartex" xmlns:cx2="http://schemas.microsoft.com/office/drawing/2015/10/21/chartex" xmlns:cx3="http://schemas.microsoft.com/office/drawing/2016/5/9/chartex" xmlns:cx4="http://schemas.microsoft.com/office/drawing/2016/5/10/chartex" xmlns:cx5="http://schemas.microsoft.com/office/drawing/2016/5/11/chartex" xmlns:cx6="http://schemas.microsoft.com/office/drawing/2016/5/12/chartex" xmlns:cx7="http://schemas.microsoft.com/office/drawing/2016/5/13/chartex" xmlns:cx8="http://schemas.microsoft.com/office/drawing/2016/5/14/chartex" xmlns:mc="http://schemas.openxmlformats.org/markup-compatibility/2006" xmlns:aink="http://schemas.microsoft.com/office/drawing/2016/ink" xmlns:am3d="http://schemas.microsoft.com/office/drawing/2017/model3d" xmlns:o="urn:schemas-microsoft-com:office:office" xmlns:r="http://schemas.openxmlformats.org/officeDocument/2006/relationships" xmlns:m="http://schemas.openxmlformats.org/officeDocument/2006/math" xmlns:v="urn:schemas-microsoft-com:vml" xmlns:wp14="http://schemas.microsoft.com/office/word/2010/wordprocessingDrawing" xmlns:wp="http://schemas.openxmlformats.org/drawingml/2006/wordprocessingDrawing" xmlns:w10="urn:schemas-microsoft-com:office:word" xmlns:w="http://schemas.openxmlformats.org/wordprocessingml/2006/main" xmlns:w14="http://schemas.microsoft.com/office/word/2010/wordml" xmlns:w15="http://schemas.microsoft.com/office/word/2012/wordml" xmlns:w16cex="http://schemas.microsoft.com/office/word/2018/wordml/cex" xmlns:w16cid="http://schemas.microsoft.com/office/word/2016/wordml/cid" xmlns:w16="http://schemas.microsoft.com/office/word/2018/wordml" xmlns:w16sdtdh="http://schemas.microsoft.com/office/word/2020/wordml/sdtdatahash" xmlns:w16se="http://schemas.microsoft.com/office/word/2015/wordml/symex" xmlns:wpg="http://schemas.microsoft.com/office/word/2010/wordprocessingGroup" xmlns:wpi="http://schemas.microsoft.com/office/word/2010/wordprocessingInk" xmlns:wne="http://schemas.microsoft.com/office/word/2006/wordml" xmlns:wps="http://schemas.microsoft.com/office/word/2010/wordprocessingShape" mc:Ignorable="w14 w15 w16se w16cid w16 w16cex w16sdtdh wp14">
+<w:hdr xmlns:wpc="http://schemas.microsoft.com/office/word/2010/wordprocessingCanvas" xmlns:cx="http://schemas.microsoft.com/office/drawing/2014/chartex" xmlns:cx1="http://schemas.microsoft.com/office/drawing/2015/9/8/chartex" xmlns:cx2="http://schemas.microsoft.com/office/drawing/2015/10/21/chartex" xmlns:cx3="http://schemas.microsoft.com/office/drawing/2016/5/9/chartex" xmlns:cx4="http://schemas.microsoft.com/office/drawing/2016/5/10/chartex" xmlns:cx5="http://schemas.microsoft.com/office/drawing/2016/5/11/chartex" xmlns:cx6="http://schemas.microsoft.com/office/drawing/2016/5/12/chartex" xmlns:cx7="http://schemas.microsoft.com/office/drawing/2016/5/13/chartex" xmlns:cx8="http://schemas.microsoft.com/office/drawing/2016/5/14/chartex" xmlns:mc="http://schemas.openxmlformats.org/markup-compatibility/2006" xmlns:m="http://schemas.openxmlformats.org/officeDocument/2006/math" xmlns:aink="http://schemas.microsoft.com/office/drawing/2016/ink" xmlns:am3d="http://schemas.microsoft.com/office/drawing/2017/model3d" xmlns:oel="http://schemas.microsoft.com/office/2019/extlst" xmlns:r="http://schemas.openxmlformats.org/officeDocument/2006/relationships" xmlns:wp14="http://schemas.microsoft.com/office/word/2010/wordprocessingDrawing" xmlns:wp="http://schemas.openxmlformats.org/drawingml/2006/wordprocessingDrawing" xmlns:wpg="http://schemas.microsoft.com/office/word/2010/wordprocessingGroup" xmlns:wpi="http://schemas.microsoft.com/office/word/2010/wordprocessingInk" xmlns:wps="http://schemas.microsoft.com/office/word/2010/wordprocessingShape" xmlns:o="urn:schemas-microsoft-com:office:office" xmlns:v="urn:schemas-microsoft-com:vml" xmlns:w10="urn:schemas-microsoft-com:office:word" xmlns:w="http://schemas.openxmlformats.org/wordprocessingml/2006/main" xmlns:w14="http://schemas.microsoft.com/office/word/2010/wordml" xmlns:w15="http://schemas.microsoft.com/office/word/2012/wordml" xmlns:w16cex="http://schemas.microsoft.com/office/word/2018/wordml/cex" xmlns:w16cid="http://schemas.microsoft.com/office/word/2016/wordml/cid" xmlns:w16="http://schemas.microsoft.com/office/word/2018/wordml" xmlns:w16sdtdh="http://schemas.microsoft.com/office/word/2020/wordml/sdtdatahash" xmlns:w16sdtfl="http://schemas.microsoft.com/office/word/2024/wordml/sdtformatlock" xmlns:w16se="http://schemas.microsoft.com/office/word/2015/wordml/symex" xmlns:w16du="http://schemas.microsoft.com/office/word/2023/wordml/word16du" xmlns:wne="http://schemas.microsoft.com/office/word/2006/wordml" mc:Ignorable="w14 w15 w16se w16cid w16 w16cex w16sdtdh w16sdtfl w16du wp14">
   <w:p>
     <w:pPr>
       <w:pStyle w:val="Encabezado"/>
@@ -14389,7 +14215,7 @@
 </file>
 
 <file path=word/numbering.xml><?xml version="1.0" encoding="utf-8"?>
-<w:numbering xmlns:wpc="http://schemas.microsoft.com/office/word/2010/wordprocessingCanvas" xmlns:cx="http://schemas.microsoft.com/office/drawing/2014/chartex" xmlns:cx1="http://schemas.microsoft.com/office/drawing/2015/9/8/chartex" xmlns:cx2="http://schemas.microsoft.com/office/drawing/2015/10/21/chartex" xmlns:cx3="http://schemas.microsoft.com/office/drawing/2016/5/9/chartex" xmlns:cx4="http://schemas.microsoft.com/office/drawing/2016/5/10/chartex" xmlns:cx5="http://schemas.microsoft.com/office/drawing/2016/5/11/chartex" xmlns:cx6="http://schemas.microsoft.com/office/drawing/2016/5/12/chartex" xmlns:cx7="http://schemas.microsoft.com/office/drawing/2016/5/13/chartex" xmlns:cx8="http://schemas.microsoft.com/office/drawing/2016/5/14/chartex" xmlns:mc="http://schemas.openxmlformats.org/markup-compatibility/2006" xmlns:aink="http://schemas.microsoft.com/office/drawing/2016/ink" xmlns:am3d="http://schemas.microsoft.com/office/drawing/2017/model3d" xmlns:o="urn:schemas-microsoft-com:office:office" xmlns:r="http://schemas.openxmlformats.org/officeDocument/2006/relationships" xmlns:m="http://schemas.openxmlformats.org/officeDocument/2006/math" xmlns:v="urn:schemas-microsoft-com:vml" xmlns:wp14="http://schemas.microsoft.com/office/word/2010/wordprocessingDrawing" xmlns:wp="http://schemas.openxmlformats.org/drawingml/2006/wordprocessingDrawing" xmlns:w10="urn:schemas-microsoft-com:office:word" xmlns:w="http://schemas.openxmlformats.org/wordprocessingml/2006/main" xmlns:w14="http://schemas.microsoft.com/office/word/2010/wordml" xmlns:w15="http://schemas.microsoft.com/office/word/2012/wordml" xmlns:w16cex="http://schemas.microsoft.com/office/word/2018/wordml/cex" xmlns:w16cid="http://schemas.microsoft.com/office/word/2016/wordml/cid" xmlns:w16="http://schemas.microsoft.com/office/word/2018/wordml" xmlns:w16sdtdh="http://schemas.microsoft.com/office/word/2020/wordml/sdtdatahash" xmlns:w16se="http://schemas.microsoft.com/office/word/2015/wordml/symex" xmlns:wpg="http://schemas.microsoft.com/office/word/2010/wordprocessingGroup" xmlns:wpi="http://schemas.microsoft.com/office/word/2010/wordprocessingInk" xmlns:wne="http://schemas.microsoft.com/office/word/2006/wordml" xmlns:wps="http://schemas.microsoft.com/office/word/2010/wordprocessingShape" mc:Ignorable="w14 w15 w16se w16cid w16 w16cex w16sdtdh wp14">
+<w:numbering xmlns:wpc="http://schemas.microsoft.com/office/word/2010/wordprocessingCanvas" xmlns:cx="http://schemas.microsoft.com/office/drawing/2014/chartex" xmlns:cx1="http://schemas.microsoft.com/office/drawing/2015/9/8/chartex" xmlns:cx2="http://schemas.microsoft.com/office/drawing/2015/10/21/chartex" xmlns:cx3="http://schemas.microsoft.com/office/drawing/2016/5/9/chartex" xmlns:cx4="http://schemas.microsoft.com/office/drawing/2016/5/10/chartex" xmlns:cx5="http://schemas.microsoft.com/office/drawing/2016/5/11/chartex" xmlns:cx6="http://schemas.microsoft.com/office/drawing/2016/5/12/chartex" xmlns:cx7="http://schemas.microsoft.com/office/drawing/2016/5/13/chartex" xmlns:cx8="http://schemas.microsoft.com/office/drawing/2016/5/14/chartex" xmlns:mc="http://schemas.openxmlformats.org/markup-compatibility/2006" xmlns:m="http://schemas.openxmlformats.org/officeDocument/2006/math" xmlns:aink="http://schemas.microsoft.com/office/drawing/2016/ink" xmlns:am3d="http://schemas.microsoft.com/office/drawing/2017/model3d" xmlns:oel="http://schemas.microsoft.com/office/2019/extlst" xmlns:r="http://schemas.openxmlformats.org/officeDocument/2006/relationships" xmlns:wp14="http://schemas.microsoft.com/office/word/2010/wordprocessingDrawing" xmlns:wp="http://schemas.openxmlformats.org/drawingml/2006/wordprocessingDrawing" xmlns:wpg="http://schemas.microsoft.com/office/word/2010/wordprocessingGroup" xmlns:wpi="http://schemas.microsoft.com/office/word/2010/wordprocessingInk" xmlns:wps="http://schemas.microsoft.com/office/word/2010/wordprocessingShape" xmlns:o="urn:schemas-microsoft-com:office:office" xmlns:v="urn:schemas-microsoft-com:vml" xmlns:w10="urn:schemas-microsoft-com:office:word" xmlns:w="http://schemas.openxmlformats.org/wordprocessingml/2006/main" xmlns:w14="http://schemas.microsoft.com/office/word/2010/wordml" xmlns:w15="http://schemas.microsoft.com/office/word/2012/wordml" xmlns:w16cex="http://schemas.microsoft.com/office/word/2018/wordml/cex" xmlns:w16cid="http://schemas.microsoft.com/office/word/2016/wordml/cid" xmlns:w16="http://schemas.microsoft.com/office/word/2018/wordml" xmlns:w16sdtdh="http://schemas.microsoft.com/office/word/2020/wordml/sdtdatahash" xmlns:w16sdtfl="http://schemas.microsoft.com/office/word/2024/wordml/sdtformatlock" xmlns:w16se="http://schemas.microsoft.com/office/word/2015/wordml/symex" xmlns:w16du="http://schemas.microsoft.com/office/word/2023/wordml/word16du" xmlns:wne="http://schemas.microsoft.com/office/word/2006/wordml" mc:Ignorable="w14 w15 w16se w16cid w16 w16cex w16sdtdh w16sdtfl w16du wp14">
   <w:abstractNum w:abstractNumId="0" w15:restartNumberingAfterBreak="0">
     <w:nsid w:val="FFFFFF89"/>
     <w:multiLevelType w:val="singleLevel"/>
@@ -18583,139 +18409,139 @@
       </w:rPr>
     </w:lvl>
   </w:abstractNum>
-  <w:num w:numId="1">
+  <w:num w:numId="1" w16cid:durableId="1445423830">
     <w:abstractNumId w:val="0"/>
   </w:num>
-  <w:num w:numId="2">
+  <w:num w:numId="2" w16cid:durableId="1619143226">
     <w:abstractNumId w:val="13"/>
   </w:num>
-  <w:num w:numId="3">
+  <w:num w:numId="3" w16cid:durableId="1234774563">
     <w:abstractNumId w:val="30"/>
   </w:num>
-  <w:num w:numId="4">
+  <w:num w:numId="4" w16cid:durableId="2037653210">
     <w:abstractNumId w:val="19"/>
   </w:num>
-  <w:num w:numId="5">
+  <w:num w:numId="5" w16cid:durableId="493450558">
     <w:abstractNumId w:val="33"/>
   </w:num>
-  <w:num w:numId="6">
+  <w:num w:numId="6" w16cid:durableId="1364474867">
     <w:abstractNumId w:val="22"/>
   </w:num>
-  <w:num w:numId="7">
+  <w:num w:numId="7" w16cid:durableId="1021083175">
     <w:abstractNumId w:val="16"/>
   </w:num>
-  <w:num w:numId="8">
+  <w:num w:numId="8" w16cid:durableId="1389954615">
     <w:abstractNumId w:val="35"/>
   </w:num>
-  <w:num w:numId="9">
+  <w:num w:numId="9" w16cid:durableId="1531576936">
     <w:abstractNumId w:val="18"/>
   </w:num>
-  <w:num w:numId="10">
+  <w:num w:numId="10" w16cid:durableId="103772298">
     <w:abstractNumId w:val="27"/>
   </w:num>
-  <w:num w:numId="11">
+  <w:num w:numId="11" w16cid:durableId="578639738">
     <w:abstractNumId w:val="23"/>
   </w:num>
-  <w:num w:numId="12">
+  <w:num w:numId="12" w16cid:durableId="184292883">
     <w:abstractNumId w:val="28"/>
   </w:num>
-  <w:num w:numId="13">
+  <w:num w:numId="13" w16cid:durableId="510991808">
     <w:abstractNumId w:val="40"/>
   </w:num>
-  <w:num w:numId="14">
+  <w:num w:numId="14" w16cid:durableId="1980107891">
     <w:abstractNumId w:val="2"/>
   </w:num>
-  <w:num w:numId="15">
+  <w:num w:numId="15" w16cid:durableId="1110973393">
     <w:abstractNumId w:val="17"/>
   </w:num>
-  <w:num w:numId="16">
+  <w:num w:numId="16" w16cid:durableId="1096750828">
     <w:abstractNumId w:val="39"/>
   </w:num>
-  <w:num w:numId="17">
+  <w:num w:numId="17" w16cid:durableId="977999961">
     <w:abstractNumId w:val="15"/>
   </w:num>
-  <w:num w:numId="18">
+  <w:num w:numId="18" w16cid:durableId="1573739253">
     <w:abstractNumId w:val="29"/>
   </w:num>
-  <w:num w:numId="19">
+  <w:num w:numId="19" w16cid:durableId="1098795975">
     <w:abstractNumId w:val="7"/>
   </w:num>
-  <w:num w:numId="20">
+  <w:num w:numId="20" w16cid:durableId="1903321194">
     <w:abstractNumId w:val="36"/>
   </w:num>
-  <w:num w:numId="21">
+  <w:num w:numId="21" w16cid:durableId="1633517032">
     <w:abstractNumId w:val="24"/>
   </w:num>
-  <w:num w:numId="22">
+  <w:num w:numId="22" w16cid:durableId="842935365">
     <w:abstractNumId w:val="14"/>
   </w:num>
-  <w:num w:numId="23">
+  <w:num w:numId="23" w16cid:durableId="1385641105">
     <w:abstractNumId w:val="31"/>
   </w:num>
-  <w:num w:numId="24">
+  <w:num w:numId="24" w16cid:durableId="641891186">
     <w:abstractNumId w:val="21"/>
   </w:num>
-  <w:num w:numId="25">
+  <w:num w:numId="25" w16cid:durableId="1543395232">
     <w:abstractNumId w:val="32"/>
   </w:num>
-  <w:num w:numId="26">
+  <w:num w:numId="26" w16cid:durableId="932398619">
     <w:abstractNumId w:val="25"/>
   </w:num>
-  <w:num w:numId="27">
+  <w:num w:numId="27" w16cid:durableId="1294218149">
     <w:abstractNumId w:val="20"/>
   </w:num>
-  <w:num w:numId="28">
+  <w:num w:numId="28" w16cid:durableId="743264089">
     <w:abstractNumId w:val="26"/>
   </w:num>
-  <w:num w:numId="29">
+  <w:num w:numId="29" w16cid:durableId="603733567">
     <w:abstractNumId w:val="34"/>
   </w:num>
-  <w:num w:numId="30">
+  <w:num w:numId="30" w16cid:durableId="79299850">
     <w:abstractNumId w:val="4"/>
   </w:num>
-  <w:num w:numId="31">
+  <w:num w:numId="31" w16cid:durableId="419371927">
     <w:abstractNumId w:val="6"/>
   </w:num>
-  <w:num w:numId="32">
+  <w:num w:numId="32" w16cid:durableId="2132480028">
     <w:abstractNumId w:val="37"/>
   </w:num>
-  <w:num w:numId="33">
+  <w:num w:numId="33" w16cid:durableId="816722675">
     <w:abstractNumId w:val="8"/>
   </w:num>
-  <w:num w:numId="34">
+  <w:num w:numId="34" w16cid:durableId="1259369663">
     <w:abstractNumId w:val="3"/>
   </w:num>
-  <w:num w:numId="35">
+  <w:num w:numId="35" w16cid:durableId="188377570">
     <w:abstractNumId w:val="30"/>
   </w:num>
-  <w:num w:numId="36">
+  <w:num w:numId="36" w16cid:durableId="1614048974">
     <w:abstractNumId w:val="30"/>
   </w:num>
-  <w:num w:numId="37">
+  <w:num w:numId="37" w16cid:durableId="1871141817">
     <w:abstractNumId w:val="30"/>
   </w:num>
-  <w:num w:numId="38">
+  <w:num w:numId="38" w16cid:durableId="356854841">
     <w:abstractNumId w:val="30"/>
   </w:num>
-  <w:num w:numId="39">
+  <w:num w:numId="39" w16cid:durableId="1635283855">
     <w:abstractNumId w:val="10"/>
   </w:num>
-  <w:num w:numId="40">
+  <w:num w:numId="40" w16cid:durableId="34697699">
     <w:abstractNumId w:val="12"/>
   </w:num>
-  <w:num w:numId="41">
+  <w:num w:numId="41" w16cid:durableId="609047826">
     <w:abstractNumId w:val="9"/>
   </w:num>
-  <w:num w:numId="42">
+  <w:num w:numId="42" w16cid:durableId="421417257">
     <w:abstractNumId w:val="5"/>
   </w:num>
-  <w:num w:numId="43">
+  <w:num w:numId="43" w16cid:durableId="286162364">
     <w:abstractNumId w:val="38"/>
   </w:num>
-  <w:num w:numId="44">
+  <w:num w:numId="44" w16cid:durableId="223565758">
     <w:abstractNumId w:val="11"/>
   </w:num>
-  <w:num w:numId="45">
+  <w:num w:numId="45" w16cid:durableId="838231754">
     <w:abstractNumId w:val="1"/>
   </w:num>
   <w:numIdMacAtCleanup w:val="22"/>
@@ -18723,7 +18549,7 @@
 </file>
 
 <file path=word/styles.xml><?xml version="1.0" encoding="utf-8"?>
-<w:styles xmlns:mc="http://schemas.openxmlformats.org/markup-compatibility/2006" xmlns:r="http://schemas.openxmlformats.org/officeDocument/2006/relationships" xmlns:w="http://schemas.openxmlformats.org/wordprocessingml/2006/main" xmlns:w14="http://schemas.microsoft.com/office/word/2010/wordml" xmlns:w15="http://schemas.microsoft.com/office/word/2012/wordml" xmlns:w16cex="http://schemas.microsoft.com/office/word/2018/wordml/cex" xmlns:w16cid="http://schemas.microsoft.com/office/word/2016/wordml/cid" xmlns:w16="http://schemas.microsoft.com/office/word/2018/wordml" xmlns:w16sdtdh="http://schemas.microsoft.com/office/word/2020/wordml/sdtdatahash" xmlns:w16se="http://schemas.microsoft.com/office/word/2015/wordml/symex" mc:Ignorable="w14 w15 w16se w16cid w16 w16cex w16sdtdh">
+<w:styles xmlns:mc="http://schemas.openxmlformats.org/markup-compatibility/2006" xmlns:r="http://schemas.openxmlformats.org/officeDocument/2006/relationships" xmlns:w="http://schemas.openxmlformats.org/wordprocessingml/2006/main" xmlns:w14="http://schemas.microsoft.com/office/word/2010/wordml" xmlns:w15="http://schemas.microsoft.com/office/word/2012/wordml" xmlns:w16cex="http://schemas.microsoft.com/office/word/2018/wordml/cex" xmlns:w16cid="http://schemas.microsoft.com/office/word/2016/wordml/cid" xmlns:w16="http://schemas.microsoft.com/office/word/2018/wordml" xmlns:w16sdtdh="http://schemas.microsoft.com/office/word/2020/wordml/sdtdatahash" xmlns:w16sdtfl="http://schemas.microsoft.com/office/word/2024/wordml/sdtformatlock" xmlns:w16se="http://schemas.microsoft.com/office/word/2015/wordml/symex" xmlns:w16du="http://schemas.microsoft.com/office/word/2023/wordml/word16du" mc:Ignorable="w14 w15 w16se w16cid w16 w16cex w16sdtdh w16sdtfl w16du">
   <w:docDefaults>
     <w:rPrDefault>
       <w:rPr>
@@ -20095,7 +19921,7 @@
       <w14:ligatures w14:val="none"/>
     </w:rPr>
   </w:style>
-  <w:style w:type="character" w:styleId="Textoennegrita">
+  <w:style w:type="character" w:styleId="Fuerte">
     <w:name w:val="Strong"/>
     <w:basedOn w:val="Fuentedeprrafopredeter"/>
     <w:uiPriority w:val="22"/>
@@ -20516,207 +20342,6 @@
 </file>
 
 <file path=customXml/item1.xml><?xml version="1.0" encoding="utf-8"?>
-<ct:contentTypeSchema xmlns:ct="http://schemas.microsoft.com/office/2006/metadata/contentType" xmlns:ma="http://schemas.microsoft.com/office/2006/metadata/properties/metaAttributes" ct:_="" ma:_="" ma:contentTypeName="Documento" ma:contentTypeID="0x01010005252A1EF3BD024F856B47B579AB5244" ma:contentTypeVersion="12" ma:contentTypeDescription="Crear nuevo documento." ma:contentTypeScope="" ma:versionID="32d0e18b85ac20c34eab62df21c0cf58">
-  <xsd:schema xmlns:xsd="http://www.w3.org/2001/XMLSchema" xmlns:xs="http://www.w3.org/2001/XMLSchema" xmlns:p="http://schemas.microsoft.com/office/2006/metadata/properties" xmlns:ns2="42760c81-fd8e-4d59-8953-7cdb9f38b14f" xmlns:ns3="67a0edcd-0de5-43ed-8c27-e32f38a00c91" targetNamespace="http://schemas.microsoft.com/office/2006/metadata/properties" ma:root="true" ma:fieldsID="cc2c149e99f10870fd5bc3964e5386d3" ns2:_="" ns3:_="">
-    <xsd:import namespace="42760c81-fd8e-4d59-8953-7cdb9f38b14f"/>
-    <xsd:import namespace="67a0edcd-0de5-43ed-8c27-e32f38a00c91"/>
-    <xsd:element name="properties">
-      <xsd:complexType>
-        <xsd:sequence>
-          <xsd:element name="documentManagement">
-            <xsd:complexType>
-              <xsd:all>
-                <xsd:element ref="ns2:MediaServiceMetadata" minOccurs="0"/>
-                <xsd:element ref="ns2:MediaServiceFastMetadata" minOccurs="0"/>
-                <xsd:element ref="ns2:MediaServiceSearchProperties" minOccurs="0"/>
-                <xsd:element ref="ns2:MediaServiceDateTaken" minOccurs="0"/>
-                <xsd:element ref="ns2:MediaServiceGenerationTime" minOccurs="0"/>
-                <xsd:element ref="ns2:MediaServiceEventHashCode" minOccurs="0"/>
-                <xsd:element ref="ns2:MediaLengthInSeconds" minOccurs="0"/>
-                <xsd:element ref="ns2:lcf76f155ced4ddcb4097134ff3c332f" minOccurs="0"/>
-                <xsd:element ref="ns3:TaxCatchAll" minOccurs="0"/>
-                <xsd:element ref="ns2:MediaServiceOCR" minOccurs="0"/>
-                <xsd:element ref="ns2:MediaServiceLocation" minOccurs="0"/>
-              </xsd:all>
-            </xsd:complexType>
-          </xsd:element>
-        </xsd:sequence>
-      </xsd:complexType>
-    </xsd:element>
-  </xsd:schema>
-  <xsd:schema xmlns:xsd="http://www.w3.org/2001/XMLSchema" xmlns:xs="http://www.w3.org/2001/XMLSchema" xmlns:dms="http://schemas.microsoft.com/office/2006/documentManagement/types" xmlns:pc="http://schemas.microsoft.com/office/infopath/2007/PartnerControls" targetNamespace="42760c81-fd8e-4d59-8953-7cdb9f38b14f" elementFormDefault="qualified">
-    <xsd:import namespace="http://schemas.microsoft.com/office/2006/documentManagement/types"/>
-    <xsd:import namespace="http://schemas.microsoft.com/office/infopath/2007/PartnerControls"/>
-    <xsd:element name="MediaServiceMetadata" ma:index="8" nillable="true" ma:displayName="MediaServiceMetadata" ma:hidden="true" ma:internalName="MediaServiceMetadata" ma:readOnly="true">
-      <xsd:simpleType>
-        <xsd:restriction base="dms:Note"/>
-      </xsd:simpleType>
-    </xsd:element>
-    <xsd:element name="MediaServiceFastMetadata" ma:index="9" nillable="true" ma:displayName="MediaServiceFastMetadata" ma:hidden="true" ma:internalName="MediaServiceFastMetadata" ma:readOnly="true">
-      <xsd:simpleType>
-        <xsd:restriction base="dms:Note"/>
-      </xsd:simpleType>
-    </xsd:element>
-    <xsd:element name="MediaServiceSearchProperties" ma:index="10" nillable="true" ma:displayName="MediaServiceSearchProperties" ma:hidden="true" ma:internalName="MediaServiceSearchProperties" ma:readOnly="true">
-      <xsd:simpleType>
-        <xsd:restriction base="dms:Note"/>
-      </xsd:simpleType>
-    </xsd:element>
-    <xsd:element name="MediaServiceDateTaken" ma:index="11" nillable="true" ma:displayName="MediaServiceDateTaken" ma:hidden="true" ma:indexed="true" ma:internalName="MediaServiceDateTaken" ma:readOnly="true">
-      <xsd:simpleType>
-        <xsd:restriction base="dms:Text"/>
-      </xsd:simpleType>
-    </xsd:element>
-    <xsd:element name="MediaServiceGenerationTime" ma:index="12" nillable="true" ma:displayName="MediaServiceGenerationTime" ma:hidden="true" ma:internalName="MediaServiceGenerationTime" ma:readOnly="true">
-      <xsd:simpleType>
-        <xsd:restriction base="dms:Text"/>
-      </xsd:simpleType>
-    </xsd:element>
-    <xsd:element name="MediaServiceEventHashCode" ma:index="13" nillable="true" ma:displayName="MediaServiceEventHashCode" ma:hidden="true" ma:internalName="MediaServiceEventHashCode" ma:readOnly="true">
-      <xsd:simpleType>
-        <xsd:restriction base="dms:Text"/>
-      </xsd:simpleType>
-    </xsd:element>
-    <xsd:element name="MediaLengthInSeconds" ma:index="14" nillable="true" ma:displayName="MediaLengthInSeconds" ma:hidden="true" ma:internalName="MediaLengthInSeconds" ma:readOnly="true">
-      <xsd:simpleType>
-        <xsd:restriction base="dms:Unknown"/>
-      </xsd:simpleType>
-    </xsd:element>
-    <xsd:element name="lcf76f155ced4ddcb4097134ff3c332f" ma:index="16" nillable="true" ma:taxonomy="true" ma:internalName="lcf76f155ced4ddcb4097134ff3c332f" ma:taxonomyFieldName="MediaServiceImageTags" ma:displayName="Etiquetas de imagen" ma:readOnly="false" ma:fieldId="{5cf76f15-5ced-4ddc-b409-7134ff3c332f}" ma:taxonomyMulti="true" ma:sspId="d33c8c81-5745-4931-bcc4-c2aeafe86780" ma:termSetId="09814cd3-568e-fe90-9814-8d621ff8fb84" ma:anchorId="fba54fb3-c3e1-fe81-a776-ca4b69148c4d" ma:open="true" ma:isKeyword="false">
-      <xsd:complexType>
-        <xsd:sequence>
-          <xsd:element ref="pc:Terms" minOccurs="0" maxOccurs="1"/>
-        </xsd:sequence>
-      </xsd:complexType>
-    </xsd:element>
-    <xsd:element name="MediaServiceOCR" ma:index="18" nillable="true" ma:displayName="Extracted Text" ma:internalName="MediaServiceOCR" ma:readOnly="true">
-      <xsd:simpleType>
-        <xsd:restriction base="dms:Note">
-          <xsd:maxLength value="255"/>
-        </xsd:restriction>
-      </xsd:simpleType>
-    </xsd:element>
-    <xsd:element name="MediaServiceLocation" ma:index="19" nillable="true" ma:displayName="Location" ma:description="" ma:indexed="true" ma:internalName="MediaServiceLocation" ma:readOnly="true">
-      <xsd:simpleType>
-        <xsd:restriction base="dms:Text"/>
-      </xsd:simpleType>
-    </xsd:element>
-  </xsd:schema>
-  <xsd:schema xmlns:xsd="http://www.w3.org/2001/XMLSchema" xmlns:xs="http://www.w3.org/2001/XMLSchema" xmlns:dms="http://schemas.microsoft.com/office/2006/documentManagement/types" xmlns:pc="http://schemas.microsoft.com/office/infopath/2007/PartnerControls" targetNamespace="67a0edcd-0de5-43ed-8c27-e32f38a00c91" elementFormDefault="qualified">
-    <xsd:import namespace="http://schemas.microsoft.com/office/2006/documentManagement/types"/>
-    <xsd:import namespace="http://schemas.microsoft.com/office/infopath/2007/PartnerControls"/>
-    <xsd:element name="TaxCatchAll" ma:index="17" nillable="true" ma:displayName="Taxonomy Catch All Column" ma:hidden="true" ma:list="{ba3f4dd0-997b-4bf3-ab2c-d58d0ea4cbc8}" ma:internalName="TaxCatchAll" ma:showField="CatchAllData" ma:web="67a0edcd-0de5-43ed-8c27-e32f38a00c91">
-      <xsd:complexType>
-        <xsd:complexContent>
-          <xsd:extension base="dms:MultiChoiceLookup">
-            <xsd:sequence>
-              <xsd:element name="Value" type="dms:Lookup" maxOccurs="unbounded" minOccurs="0" nillable="true"/>
-            </xsd:sequence>
-          </xsd:extension>
-        </xsd:complexContent>
-      </xsd:complexType>
-    </xsd:element>
-  </xsd:schema>
-  <xsd:schema xmlns="http://schemas.openxmlformats.org/package/2006/metadata/core-properties" xmlns:xsd="http://www.w3.org/2001/XMLSchema" xmlns:xsi="http://www.w3.org/2001/XMLSchema-instance" xmlns:dc="http://purl.org/dc/elements/1.1/" xmlns:dcterms="http://purl.org/dc/terms/" xmlns:odoc="http://schemas.microsoft.com/internal/obd" targetNamespace="http://schemas.openxmlformats.org/package/2006/metadata/core-properties" elementFormDefault="qualified" attributeFormDefault="unqualified" blockDefault="#all">
-    <xsd:import namespace="http://purl.org/dc/elements/1.1/" schemaLocation="http://dublincore.org/schemas/xmls/qdc/2003/04/02/dc.xsd"/>
-    <xsd:import namespace="http://purl.org/dc/terms/" schemaLocation="http://dublincore.org/schemas/xmls/qdc/2003/04/02/dcterms.xsd"/>
-    <xsd:element name="coreProperties" type="CT_coreProperties"/>
-    <xsd:complexType name="CT_coreProperties">
-      <xsd:all>
-        <xsd:element ref="dc:creator" minOccurs="0" maxOccurs="1"/>
-        <xsd:element ref="dcterms:created" minOccurs="0" maxOccurs="1"/>
-        <xsd:element ref="dc:identifier" minOccurs="0" maxOccurs="1"/>
-        <xsd:element name="contentType" minOccurs="0" maxOccurs="1" type="xsd:string" ma:index="0" ma:displayName="Tipo de contenido"/>
-        <xsd:element ref="dc:title" minOccurs="0" maxOccurs="1" ma:index="4" ma:displayName="Título"/>
-        <xsd:element ref="dc:subject" minOccurs="0" maxOccurs="1"/>
-        <xsd:element ref="dc:description" minOccurs="0" maxOccurs="1"/>
-        <xsd:element name="keywords" minOccurs="0" maxOccurs="1" type="xsd:string"/>
-        <xsd:element ref="dc:language" minOccurs="0" maxOccurs="1"/>
-        <xsd:element name="category" minOccurs="0" maxOccurs="1" type="xsd:string"/>
-        <xsd:element name="version" minOccurs="0" maxOccurs="1" type="xsd:string"/>
-        <xsd:element name="revision" minOccurs="0" maxOccurs="1" type="xsd:string">
-          <xsd:annotation>
-            <xsd:documentation>
-                        This value indicates the number of saves or revisions. The application is responsible for updating this value after each revision.
-                    </xsd:documentation>
-          </xsd:annotation>
-        </xsd:element>
-        <xsd:element name="lastModifiedBy" minOccurs="0" maxOccurs="1" type="xsd:string"/>
-        <xsd:element ref="dcterms:modified" minOccurs="0" maxOccurs="1"/>
-        <xsd:element name="contentStatus" minOccurs="0" maxOccurs="1" type="xsd:string"/>
-      </xsd:all>
-    </xsd:complexType>
-  </xsd:schema>
-  <xs:schema xmlns:pc="http://schemas.microsoft.com/office/infopath/2007/PartnerControls" xmlns:xs="http://www.w3.org/2001/XMLSchema" targetNamespace="http://schemas.microsoft.com/office/infopath/2007/PartnerControls" elementFormDefault="qualified" attributeFormDefault="unqualified">
-    <xs:element name="Person">
-      <xs:complexType>
-        <xs:sequence>
-          <xs:element ref="pc:DisplayName" minOccurs="0"/>
-          <xs:element ref="pc:AccountId" minOccurs="0"/>
-          <xs:element ref="pc:AccountType" minOccurs="0"/>
-        </xs:sequence>
-      </xs:complexType>
-    </xs:element>
-    <xs:element name="DisplayName" type="xs:string"/>
-    <xs:element name="AccountId" type="xs:string"/>
-    <xs:element name="AccountType" type="xs:string"/>
-    <xs:element name="BDCAssociatedEntity">
-      <xs:complexType>
-        <xs:sequence>
-          <xs:element ref="pc:BDCEntity" minOccurs="0" maxOccurs="unbounded"/>
-        </xs:sequence>
-        <xs:attribute ref="pc:EntityNamespace"/>
-        <xs:attribute ref="pc:EntityName"/>
-        <xs:attribute ref="pc:SystemInstanceName"/>
-        <xs:attribute ref="pc:AssociationName"/>
-      </xs:complexType>
-    </xs:element>
-    <xs:attribute name="EntityNamespace" type="xs:string"/>
-    <xs:attribute name="EntityName" type="xs:string"/>
-    <xs:attribute name="SystemInstanceName" type="xs:string"/>
-    <xs:attribute name="AssociationName" type="xs:string"/>
-    <xs:element name="BDCEntity">
-      <xs:complexType>
-        <xs:sequence>
-          <xs:element ref="pc:EntityDisplayName" minOccurs="0"/>
-          <xs:element ref="pc:EntityInstanceReference" minOccurs="0"/>
-          <xs:element ref="pc:EntityId1" minOccurs="0"/>
-          <xs:element ref="pc:EntityId2" minOccurs="0"/>
-          <xs:element ref="pc:EntityId3" minOccurs="0"/>
-          <xs:element ref="pc:EntityId4" minOccurs="0"/>
-          <xs:element ref="pc:EntityId5" minOccurs="0"/>
-        </xs:sequence>
-      </xs:complexType>
-    </xs:element>
-    <xs:element name="EntityDisplayName" type="xs:string"/>
-    <xs:element name="EntityInstanceReference" type="xs:string"/>
-    <xs:element name="EntityId1" type="xs:string"/>
-    <xs:element name="EntityId2" type="xs:string"/>
-    <xs:element name="EntityId3" type="xs:string"/>
-    <xs:element name="EntityId4" type="xs:string"/>
-    <xs:element name="EntityId5" type="xs:string"/>
-    <xs:element name="Terms">
-      <xs:complexType>
-        <xs:sequence>
-          <xs:element ref="pc:TermInfo" minOccurs="0" maxOccurs="unbounded"/>
-        </xs:sequence>
-      </xs:complexType>
-    </xs:element>
-    <xs:element name="TermInfo">
-      <xs:complexType>
-        <xs:sequence>
-          <xs:element ref="pc:TermName" minOccurs="0"/>
-          <xs:element ref="pc:TermId" minOccurs="0"/>
-        </xs:sequence>
-      </xs:complexType>
-    </xs:element>
-    <xs:element name="TermName" type="xs:string"/>
-    <xs:element name="TermId" type="xs:string"/>
-  </xs:schema>
-</ct:contentTypeSchema>
-</file>
-
-<file path=customXml/item2.xml><?xml version="1.0" encoding="utf-8"?>
 <b:Sources xmlns:b="http://schemas.openxmlformats.org/officeDocument/2006/bibliography" xmlns="http://schemas.openxmlformats.org/officeDocument/2006/bibliography" SelectedStyle="\APASixthEditionOfficeOnline.xsl" StyleName="APA" Version="6">
   <b:Source>
     <b:Tag>Mue12</b:Tag>
@@ -21227,7 +20852,217 @@
 </b:Sources>
 </file>
 
+<file path=customXml/item2.xml><?xml version="1.0" encoding="utf-8"?>
+<ct:contentTypeSchema xmlns:ct="http://schemas.microsoft.com/office/2006/metadata/contentType" xmlns:ma="http://schemas.microsoft.com/office/2006/metadata/properties/metaAttributes" ct:_="" ma:_="" ma:contentTypeName="Documento" ma:contentTypeID="0x01010005252A1EF3BD024F856B47B579AB5244" ma:contentTypeVersion="12" ma:contentTypeDescription="Crear nuevo documento." ma:contentTypeScope="" ma:versionID="32d0e18b85ac20c34eab62df21c0cf58">
+  <xsd:schema xmlns:xsd="http://www.w3.org/2001/XMLSchema" xmlns:xs="http://www.w3.org/2001/XMLSchema" xmlns:p="http://schemas.microsoft.com/office/2006/metadata/properties" xmlns:ns2="42760c81-fd8e-4d59-8953-7cdb9f38b14f" xmlns:ns3="67a0edcd-0de5-43ed-8c27-e32f38a00c91" targetNamespace="http://schemas.microsoft.com/office/2006/metadata/properties" ma:root="true" ma:fieldsID="cc2c149e99f10870fd5bc3964e5386d3" ns2:_="" ns3:_="">
+    <xsd:import namespace="42760c81-fd8e-4d59-8953-7cdb9f38b14f"/>
+    <xsd:import namespace="67a0edcd-0de5-43ed-8c27-e32f38a00c91"/>
+    <xsd:element name="properties">
+      <xsd:complexType>
+        <xsd:sequence>
+          <xsd:element name="documentManagement">
+            <xsd:complexType>
+              <xsd:all>
+                <xsd:element ref="ns2:MediaServiceMetadata" minOccurs="0"/>
+                <xsd:element ref="ns2:MediaServiceFastMetadata" minOccurs="0"/>
+                <xsd:element ref="ns2:MediaServiceSearchProperties" minOccurs="0"/>
+                <xsd:element ref="ns2:MediaServiceDateTaken" minOccurs="0"/>
+                <xsd:element ref="ns2:MediaServiceGenerationTime" minOccurs="0"/>
+                <xsd:element ref="ns2:MediaServiceEventHashCode" minOccurs="0"/>
+                <xsd:element ref="ns2:MediaLengthInSeconds" minOccurs="0"/>
+                <xsd:element ref="ns2:lcf76f155ced4ddcb4097134ff3c332f" minOccurs="0"/>
+                <xsd:element ref="ns3:TaxCatchAll" minOccurs="0"/>
+                <xsd:element ref="ns2:MediaServiceOCR" minOccurs="0"/>
+                <xsd:element ref="ns2:MediaServiceLocation" minOccurs="0"/>
+              </xsd:all>
+            </xsd:complexType>
+          </xsd:element>
+        </xsd:sequence>
+      </xsd:complexType>
+    </xsd:element>
+  </xsd:schema>
+  <xsd:schema xmlns:xsd="http://www.w3.org/2001/XMLSchema" xmlns:xs="http://www.w3.org/2001/XMLSchema" xmlns:dms="http://schemas.microsoft.com/office/2006/documentManagement/types" xmlns:pc="http://schemas.microsoft.com/office/infopath/2007/PartnerControls" targetNamespace="42760c81-fd8e-4d59-8953-7cdb9f38b14f" elementFormDefault="qualified">
+    <xsd:import namespace="http://schemas.microsoft.com/office/2006/documentManagement/types"/>
+    <xsd:import namespace="http://schemas.microsoft.com/office/infopath/2007/PartnerControls"/>
+    <xsd:element name="MediaServiceMetadata" ma:index="8" nillable="true" ma:displayName="MediaServiceMetadata" ma:hidden="true" ma:internalName="MediaServiceMetadata" ma:readOnly="true">
+      <xsd:simpleType>
+        <xsd:restriction base="dms:Note"/>
+      </xsd:simpleType>
+    </xsd:element>
+    <xsd:element name="MediaServiceFastMetadata" ma:index="9" nillable="true" ma:displayName="MediaServiceFastMetadata" ma:hidden="true" ma:internalName="MediaServiceFastMetadata" ma:readOnly="true">
+      <xsd:simpleType>
+        <xsd:restriction base="dms:Note"/>
+      </xsd:simpleType>
+    </xsd:element>
+    <xsd:element name="MediaServiceSearchProperties" ma:index="10" nillable="true" ma:displayName="MediaServiceSearchProperties" ma:hidden="true" ma:internalName="MediaServiceSearchProperties" ma:readOnly="true">
+      <xsd:simpleType>
+        <xsd:restriction base="dms:Note"/>
+      </xsd:simpleType>
+    </xsd:element>
+    <xsd:element name="MediaServiceDateTaken" ma:index="11" nillable="true" ma:displayName="MediaServiceDateTaken" ma:hidden="true" ma:indexed="true" ma:internalName="MediaServiceDateTaken" ma:readOnly="true">
+      <xsd:simpleType>
+        <xsd:restriction base="dms:Text"/>
+      </xsd:simpleType>
+    </xsd:element>
+    <xsd:element name="MediaServiceGenerationTime" ma:index="12" nillable="true" ma:displayName="MediaServiceGenerationTime" ma:hidden="true" ma:internalName="MediaServiceGenerationTime" ma:readOnly="true">
+      <xsd:simpleType>
+        <xsd:restriction base="dms:Text"/>
+      </xsd:simpleType>
+    </xsd:element>
+    <xsd:element name="MediaServiceEventHashCode" ma:index="13" nillable="true" ma:displayName="MediaServiceEventHashCode" ma:hidden="true" ma:internalName="MediaServiceEventHashCode" ma:readOnly="true">
+      <xsd:simpleType>
+        <xsd:restriction base="dms:Text"/>
+      </xsd:simpleType>
+    </xsd:element>
+    <xsd:element name="MediaLengthInSeconds" ma:index="14" nillable="true" ma:displayName="MediaLengthInSeconds" ma:hidden="true" ma:internalName="MediaLengthInSeconds" ma:readOnly="true">
+      <xsd:simpleType>
+        <xsd:restriction base="dms:Unknown"/>
+      </xsd:simpleType>
+    </xsd:element>
+    <xsd:element name="lcf76f155ced4ddcb4097134ff3c332f" ma:index="16" nillable="true" ma:taxonomy="true" ma:internalName="lcf76f155ced4ddcb4097134ff3c332f" ma:taxonomyFieldName="MediaServiceImageTags" ma:displayName="Etiquetas de imagen" ma:readOnly="false" ma:fieldId="{5cf76f15-5ced-4ddc-b409-7134ff3c332f}" ma:taxonomyMulti="true" ma:sspId="d33c8c81-5745-4931-bcc4-c2aeafe86780" ma:termSetId="09814cd3-568e-fe90-9814-8d621ff8fb84" ma:anchorId="fba54fb3-c3e1-fe81-a776-ca4b69148c4d" ma:open="true" ma:isKeyword="false">
+      <xsd:complexType>
+        <xsd:sequence>
+          <xsd:element ref="pc:Terms" minOccurs="0" maxOccurs="1"/>
+        </xsd:sequence>
+      </xsd:complexType>
+    </xsd:element>
+    <xsd:element name="MediaServiceOCR" ma:index="18" nillable="true" ma:displayName="Extracted Text" ma:internalName="MediaServiceOCR" ma:readOnly="true">
+      <xsd:simpleType>
+        <xsd:restriction base="dms:Note">
+          <xsd:maxLength value="255"/>
+        </xsd:restriction>
+      </xsd:simpleType>
+    </xsd:element>
+    <xsd:element name="MediaServiceLocation" ma:index="19" nillable="true" ma:displayName="Location" ma:description="" ma:indexed="true" ma:internalName="MediaServiceLocation" ma:readOnly="true">
+      <xsd:simpleType>
+        <xsd:restriction base="dms:Text"/>
+      </xsd:simpleType>
+    </xsd:element>
+  </xsd:schema>
+  <xsd:schema xmlns:xsd="http://www.w3.org/2001/XMLSchema" xmlns:xs="http://www.w3.org/2001/XMLSchema" xmlns:dms="http://schemas.microsoft.com/office/2006/documentManagement/types" xmlns:pc="http://schemas.microsoft.com/office/infopath/2007/PartnerControls" targetNamespace="67a0edcd-0de5-43ed-8c27-e32f38a00c91" elementFormDefault="qualified">
+    <xsd:import namespace="http://schemas.microsoft.com/office/2006/documentManagement/types"/>
+    <xsd:import namespace="http://schemas.microsoft.com/office/infopath/2007/PartnerControls"/>
+    <xsd:element name="TaxCatchAll" ma:index="17" nillable="true" ma:displayName="Taxonomy Catch All Column" ma:hidden="true" ma:list="{ba3f4dd0-997b-4bf3-ab2c-d58d0ea4cbc8}" ma:internalName="TaxCatchAll" ma:showField="CatchAllData" ma:web="67a0edcd-0de5-43ed-8c27-e32f38a00c91">
+      <xsd:complexType>
+        <xsd:complexContent>
+          <xsd:extension base="dms:MultiChoiceLookup">
+            <xsd:sequence>
+              <xsd:element name="Value" type="dms:Lookup" maxOccurs="unbounded" minOccurs="0" nillable="true"/>
+            </xsd:sequence>
+          </xsd:extension>
+        </xsd:complexContent>
+      </xsd:complexType>
+    </xsd:element>
+  </xsd:schema>
+  <xsd:schema xmlns="http://schemas.openxmlformats.org/package/2006/metadata/core-properties" xmlns:xsd="http://www.w3.org/2001/XMLSchema" xmlns:xsi="http://www.w3.org/2001/XMLSchema-instance" xmlns:dc="http://purl.org/dc/elements/1.1/" xmlns:dcterms="http://purl.org/dc/terms/" xmlns:odoc="http://schemas.microsoft.com/internal/obd" targetNamespace="http://schemas.openxmlformats.org/package/2006/metadata/core-properties" elementFormDefault="qualified" attributeFormDefault="unqualified" blockDefault="#all">
+    <xsd:import namespace="http://purl.org/dc/elements/1.1/" schemaLocation="http://dublincore.org/schemas/xmls/qdc/2003/04/02/dc.xsd"/>
+    <xsd:import namespace="http://purl.org/dc/terms/" schemaLocation="http://dublincore.org/schemas/xmls/qdc/2003/04/02/dcterms.xsd"/>
+    <xsd:element name="coreProperties" type="CT_coreProperties"/>
+    <xsd:complexType name="CT_coreProperties">
+      <xsd:all>
+        <xsd:element ref="dc:creator" minOccurs="0" maxOccurs="1"/>
+        <xsd:element ref="dcterms:created" minOccurs="0" maxOccurs="1"/>
+        <xsd:element ref="dc:identifier" minOccurs="0" maxOccurs="1"/>
+        <xsd:element name="contentType" minOccurs="0" maxOccurs="1" type="xsd:string" ma:index="0" ma:displayName="Tipo de contenido"/>
+        <xsd:element ref="dc:title" minOccurs="0" maxOccurs="1" ma:index="4" ma:displayName="Título"/>
+        <xsd:element ref="dc:subject" minOccurs="0" maxOccurs="1"/>
+        <xsd:element ref="dc:description" minOccurs="0" maxOccurs="1"/>
+        <xsd:element name="keywords" minOccurs="0" maxOccurs="1" type="xsd:string"/>
+        <xsd:element ref="dc:language" minOccurs="0" maxOccurs="1"/>
+        <xsd:element name="category" minOccurs="0" maxOccurs="1" type="xsd:string"/>
+        <xsd:element name="version" minOccurs="0" maxOccurs="1" type="xsd:string"/>
+        <xsd:element name="revision" minOccurs="0" maxOccurs="1" type="xsd:string">
+          <xsd:annotation>
+            <xsd:documentation>
+                        This value indicates the number of saves or revisions. The application is responsible for updating this value after each revision.
+                    </xsd:documentation>
+          </xsd:annotation>
+        </xsd:element>
+        <xsd:element name="lastModifiedBy" minOccurs="0" maxOccurs="1" type="xsd:string"/>
+        <xsd:element ref="dcterms:modified" minOccurs="0" maxOccurs="1"/>
+        <xsd:element name="contentStatus" minOccurs="0" maxOccurs="1" type="xsd:string"/>
+      </xsd:all>
+    </xsd:complexType>
+  </xsd:schema>
+  <xs:schema xmlns:pc="http://schemas.microsoft.com/office/infopath/2007/PartnerControls" xmlns:xs="http://www.w3.org/2001/XMLSchema" targetNamespace="http://schemas.microsoft.com/office/infopath/2007/PartnerControls" elementFormDefault="qualified" attributeFormDefault="unqualified">
+    <xs:element name="Person">
+      <xs:complexType>
+        <xs:sequence>
+          <xs:element ref="pc:DisplayName" minOccurs="0"/>
+          <xs:element ref="pc:AccountId" minOccurs="0"/>
+          <xs:element ref="pc:AccountType" minOccurs="0"/>
+        </xs:sequence>
+      </xs:complexType>
+    </xs:element>
+    <xs:element name="DisplayName" type="xs:string"/>
+    <xs:element name="AccountId" type="xs:string"/>
+    <xs:element name="AccountType" type="xs:string"/>
+    <xs:element name="BDCAssociatedEntity">
+      <xs:complexType>
+        <xs:sequence>
+          <xs:element ref="pc:BDCEntity" minOccurs="0" maxOccurs="unbounded"/>
+        </xs:sequence>
+        <xs:attribute ref="pc:EntityNamespace"/>
+        <xs:attribute ref="pc:EntityName"/>
+        <xs:attribute ref="pc:SystemInstanceName"/>
+        <xs:attribute ref="pc:AssociationName"/>
+      </xs:complexType>
+    </xs:element>
+    <xs:attribute name="EntityNamespace" type="xs:string"/>
+    <xs:attribute name="EntityName" type="xs:string"/>
+    <xs:attribute name="SystemInstanceName" type="xs:string"/>
+    <xs:attribute name="AssociationName" type="xs:string"/>
+    <xs:element name="BDCEntity">
+      <xs:complexType>
+        <xs:sequence>
+          <xs:element ref="pc:EntityDisplayName" minOccurs="0"/>
+          <xs:element ref="pc:EntityInstanceReference" minOccurs="0"/>
+          <xs:element ref="pc:EntityId1" minOccurs="0"/>
+          <xs:element ref="pc:EntityId2" minOccurs="0"/>
+          <xs:element ref="pc:EntityId3" minOccurs="0"/>
+          <xs:element ref="pc:EntityId4" minOccurs="0"/>
+          <xs:element ref="pc:EntityId5" minOccurs="0"/>
+        </xs:sequence>
+      </xs:complexType>
+    </xs:element>
+    <xs:element name="EntityDisplayName" type="xs:string"/>
+    <xs:element name="EntityInstanceReference" type="xs:string"/>
+    <xs:element name="EntityId1" type="xs:string"/>
+    <xs:element name="EntityId2" type="xs:string"/>
+    <xs:element name="EntityId3" type="xs:string"/>
+    <xs:element name="EntityId4" type="xs:string"/>
+    <xs:element name="EntityId5" type="xs:string"/>
+    <xs:element name="Terms">
+      <xs:complexType>
+        <xs:sequence>
+          <xs:element ref="pc:TermInfo" minOccurs="0" maxOccurs="unbounded"/>
+        </xs:sequence>
+      </xs:complexType>
+    </xs:element>
+    <xs:element name="TermInfo">
+      <xs:complexType>
+        <xs:sequence>
+          <xs:element ref="pc:TermName" minOccurs="0"/>
+          <xs:element ref="pc:TermId" minOccurs="0"/>
+        </xs:sequence>
+      </xs:complexType>
+    </xs:element>
+    <xs:element name="TermName" type="xs:string"/>
+    <xs:element name="TermId" type="xs:string"/>
+  </xs:schema>
+</ct:contentTypeSchema>
+</file>
+
 <file path=customXml/item3.xml><?xml version="1.0" encoding="utf-8"?>
+<?mso-contentType ?>
+<FormTemplates xmlns="http://schemas.microsoft.com/sharepoint/v3/contenttype/forms">
+  <Display>DocumentLibraryForm</Display>
+  <Edit>DocumentLibraryForm</Edit>
+  <New>DocumentLibraryForm</New>
+</FormTemplates>
+</file>
+
+<file path=customXml/item4.xml><?xml version="1.0" encoding="utf-8"?>
 <p:properties xmlns:p="http://schemas.microsoft.com/office/2006/metadata/properties" xmlns:xsi="http://www.w3.org/2001/XMLSchema-instance" xmlns:pc="http://schemas.microsoft.com/office/infopath/2007/PartnerControls">
   <documentManagement>
     <TaxCatchAll xmlns="67a0edcd-0de5-43ed-8c27-e32f38a00c91" xsi:nil="true"/>
@@ -21238,20 +21073,7 @@
 </p:properties>
 </file>
 
-<file path=customXml/item4.xml><?xml version="1.0" encoding="utf-8"?>
-<?mso-contentType ?>
-<FormTemplates xmlns="http://schemas.microsoft.com/sharepoint/v3/contenttype/forms">
-  <Display>DocumentLibraryForm</Display>
-  <Edit>DocumentLibraryForm</Edit>
-  <New>DocumentLibraryForm</New>
-</FormTemplates>
-</file>
-
 <file path=customXml/itemProps1.xml><?xml version="1.0" encoding="utf-8"?>
-<ds:datastoreItem xmlns:ds="http://schemas.openxmlformats.org/officeDocument/2006/customXml" ds:itemID="{E9A9DA22-48F1-4565-85C5-E4BE5564534A}"/>
-</file>
-
-<file path=customXml/itemProps2.xml><?xml version="1.0" encoding="utf-8"?>
 <ds:datastoreItem xmlns:ds="http://schemas.openxmlformats.org/officeDocument/2006/customXml" ds:itemID="{84F3832F-79D0-40EC-924E-4EC5D33B7AFB}">
   <ds:schemaRefs>
     <ds:schemaRef ds:uri="http://schemas.openxmlformats.org/officeDocument/2006/bibliography"/>
@@ -21259,21 +21081,40 @@
 </ds:datastoreItem>
 </file>
 
+<file path=customXml/itemProps2.xml><?xml version="1.0" encoding="utf-8"?>
+<ds:datastoreItem xmlns:ds="http://schemas.openxmlformats.org/officeDocument/2006/customXml" ds:itemID="{E9A9DA22-48F1-4565-85C5-E4BE5564534A}">
+  <ds:schemaRefs>
+    <ds:schemaRef ds:uri="http://schemas.microsoft.com/office/2006/metadata/contentType"/>
+    <ds:schemaRef ds:uri="http://schemas.microsoft.com/office/2006/metadata/properties/metaAttributes"/>
+    <ds:schemaRef ds:uri="http://www.w3.org/2001/XMLSchema"/>
+    <ds:schemaRef ds:uri="http://schemas.microsoft.com/office/2006/metadata/properties"/>
+    <ds:schemaRef ds:uri="42760c81-fd8e-4d59-8953-7cdb9f38b14f"/>
+    <ds:schemaRef ds:uri="67a0edcd-0de5-43ed-8c27-e32f38a00c91"/>
+    <ds:schemaRef ds:uri="http://schemas.microsoft.com/office/2006/documentManagement/types"/>
+    <ds:schemaRef ds:uri="http://schemas.microsoft.com/office/infopath/2007/PartnerControls"/>
+    <ds:schemaRef ds:uri="http://schemas.openxmlformats.org/package/2006/metadata/core-properties"/>
+    <ds:schemaRef ds:uri="http://purl.org/dc/elements/1.1/"/>
+    <ds:schemaRef ds:uri="http://purl.org/dc/terms/"/>
+    <ds:schemaRef ds:uri="http://schemas.microsoft.com/internal/obd"/>
+  </ds:schemaRefs>
+</ds:datastoreItem>
+</file>
+
 <file path=customXml/itemProps3.xml><?xml version="1.0" encoding="utf-8"?>
-<ds:datastoreItem xmlns:ds="http://schemas.openxmlformats.org/officeDocument/2006/customXml" ds:itemID="{1145D752-ACC1-45E1-AB53-0C756F67FC7F}">
+<ds:datastoreItem xmlns:ds="http://schemas.openxmlformats.org/officeDocument/2006/customXml" ds:itemID="{81CBDEC1-3B00-44ED-AD36-0268077980BA}">
   <ds:schemaRefs>
-    <ds:schemaRef ds:uri="http://schemas.microsoft.com/office/2006/metadata/properties"/>
-    <ds:schemaRef ds:uri="http://schemas.microsoft.com/office/infopath/2007/PartnerControls"/>
-    <ds:schemaRef ds:uri="13c90a0b-73bc-4dc0-be5f-28d77b615beb"/>
-    <ds:schemaRef ds:uri="13c93bba-48ce-428c-bfe5-88b42c19b028"/>
+    <ds:schemaRef ds:uri="http://schemas.microsoft.com/sharepoint/v3/contenttype/forms"/>
   </ds:schemaRefs>
 </ds:datastoreItem>
 </file>
 
 <file path=customXml/itemProps4.xml><?xml version="1.0" encoding="utf-8"?>
-<ds:datastoreItem xmlns:ds="http://schemas.openxmlformats.org/officeDocument/2006/customXml" ds:itemID="{81CBDEC1-3B00-44ED-AD36-0268077980BA}">
+<ds:datastoreItem xmlns:ds="http://schemas.openxmlformats.org/officeDocument/2006/customXml" ds:itemID="{1145D752-ACC1-45E1-AB53-0C756F67FC7F}">
   <ds:schemaRefs>
-    <ds:schemaRef ds:uri="http://schemas.microsoft.com/sharepoint/v3/contenttype/forms"/>
+    <ds:schemaRef ds:uri="http://schemas.microsoft.com/office/2006/metadata/properties"/>
+    <ds:schemaRef ds:uri="http://schemas.microsoft.com/office/infopath/2007/PartnerControls"/>
+    <ds:schemaRef ds:uri="67a0edcd-0de5-43ed-8c27-e32f38a00c91"/>
+    <ds:schemaRef ds:uri="42760c81-fd8e-4d59-8953-7cdb9f38b14f"/>
   </ds:schemaRefs>
 </ds:datastoreItem>
 </file>